--- a/reports/Week_03_Data_Cleaning.docx
+++ b/reports/Week_03_Data_Cleaning.docx
@@ -7,7 +7,7 @@
         <w:pStyle w:val="Title"/>
       </w:pPr>
       <w:r>
-        <w:t>Data Cleaning and Reproducible Preprocessing Pipeline</w:t>
+        <w:t>Executed Cleaning Pipeline for Public Beauty Reviews</w:t>
       </w:r>
     </w:p>
     <w:p>
@@ -15,19 +15,19 @@
         <w:pStyle w:val="Subtitle"/>
       </w:pPr>
       <w:r>
-        <w:t>Week 3 internship report</w:t>
+        <w:t>Week 3 report   |   Data Science with Python</w:t>
       </w:r>
     </w:p>
     <w:p>
       <w:r>
-        <w:t>Prepared for Yuvaintern by M Nithish Kumar</w:t>
+        <w:t>Prepared by M Nithish Kumar</w:t>
         <w:br/>
-        <w:t>25 October 2026</w:t>
+        <w:t>Revised 30 October 2026</w:t>
       </w:r>
     </w:p>
     <w:p>
       <w:r>
-        <w:t>Project scope and evidence status. This report forms part of a six week project on classifying beauty product review text for customer feedback triage. The practical work uses generated synthetic records only. Public sources support the business context and future data sourcing plan; no real customer dataset was downloaded or analyzed. Numerical results describe an executed simulation, and proposed real world tests are identified separately. The assignment explicitly permits simulation and planning.</w:t>
+        <w:t>This Week 3 revision replaces the earlier planning and synthetic demonstration with an executed study of real public Amazon beauty product reviews. The Week 1 problem remains classification of low rating feedback from review text: ratings 1 and 2 are positive, and ratings 3 through 5 are the other class. The original Week 1 submission is retained as historical project definition. No customer contact, live deployment or financial benefit is claimed.</w:t>
       </w:r>
     </w:p>
     <w:p>
@@ -35,17 +35,17 @@
         <w:pStyle w:val="Heading1"/>
       </w:pPr>
       <w:r>
-        <w:t>Pipeline purpose and implementation</w:t>
+        <w:t>Purpose and completed result</w:t>
       </w:r>
     </w:p>
     <w:p>
       <w:r>
-        <w:t>The pipeline transforms a deliberately imperfect synthetic review table into a reproducible analysis dataset. It keeps invalid labels out of supervised learning, preserves usable feedback text and records each exclusion. The implementation is in src/run_project.py. Running it regenerates raw and cleaned CSV files, a JSON audit, split membership and model evaluation outputs. No manual spreadsheet edits are required.</w:t>
+        <w:t>The cleaning pipeline converts a fixed sample of 30,000 genuine public review records into 27,609 usable examples with valid labels, product coverage and nonempty normalized text. Every removal is counted. No missing value, outlier or duplicate is invented to make the pipeline look more substantial. The records analyzed here differ from the earlier synthetic demonstration; this report supersedes its cleaning counts.</w:t>
       </w:r>
     </w:p>
     <w:p>
       <w:r>
-        <w:t>Cleaning is rule based before the partition step. Learned transformations such as TF IDF are fitted after partitioning. This distinction matters because a rule such as checking whether a rating is between 1 and 5 does not learn a population statistic, while vocabulary selection and normalization weights do. A scikit learn Pipeline contains the latter operations [R5].</w:t>
+        <w:t>The source is read from checksummed compressed JSON lines. The pipeline samples before inspecting target distribution, joins metadata through ASIN, validates necessary fields, normalizes review text and deduplicates exact normalized bodies. It computes explanatory style features and then partitions by product. Learned vocabulary and numerical scaling are fitted inside model pipelines only after splitting [R3].</w:t>
       </w:r>
     </w:p>
     <w:p>
@@ -53,25 +53,7 @@
         <w:pStyle w:val="Heading1"/>
       </w:pPr>
       <w:r>
-        <w:t>Raw data profile and controlled defects</w:t>
-      </w:r>
-    </w:p>
-    <w:p>
-      <w:r>
-        <w:t>The generator creates 1,800 review records across 120 artificial product identifiers and four categories, then adds 20 duplicate rows to make 1,820 raw rows. It introduces ten missing texts, five out of range ratings, five missing ratings and five malformed dates. Word combinations intentionally overlap across records and the generated rating may disagree with its text. This creates meaningful cleaning and classification limitations rather than a perfect lookup exercise.</w:t>
-      </w:r>
-    </w:p>
-    <w:p>
-      <w:r>
-        <w:t>All rows carry synthetic provenance. There are no names, emails, phone numbers or genuine consumer statements. The date field uses artificial dates within 2025. Missingness and rating patterns in this generated table should not be generalized to public beauty review collections.</w:t>
-      </w:r>
-    </w:p>
-    <w:p>
-      <w:pPr>
-        <w:pStyle w:val="Heading1"/>
-      </w:pPr>
-      <w:r>
-        <w:t>Executed cleaning audit</w:t>
+        <w:t>Observed input issues and processing order</w:t>
       </w:r>
     </w:p>
     <w:tbl>
@@ -81,17 +63,20 @@
         <w:tblLook w:firstColumn="1" w:firstRow="1" w:lastColumn="0" w:lastRow="0" w:noHBand="0" w:noVBand="1" w:val="04A0"/>
       </w:tblPr>
       <w:tblGrid>
-        <w:gridCol w:w="3744"/>
-        <w:gridCol w:w="1440"/>
-        <w:gridCol w:w="4752"/>
+        <w:gridCol w:w="2592"/>
+        <w:gridCol w:w="1152"/>
+        <w:gridCol w:w="1296"/>
+        <w:gridCol w:w="5011"/>
       </w:tblGrid>
       <w:tr>
         <w:trPr>
           <w:tblHeader/>
+          <w:cantSplit/>
         </w:trPr>
         <w:tc>
           <w:tcPr>
-            <w:tcW w:type="dxa" w:w="3744"/>
+            <w:tcW w:type="dxa" w:w="2592"/>
+            <w:vAlign w:val="center"/>
             <w:tcBorders>
               <w:top w:val="single" w:sz="4" w:color="D9D9D9"/>
               <w:left w:val="single" w:sz="4" w:color="D9D9D9"/>
@@ -99,30 +84,31 @@
               <w:right w:val="single" w:sz="4" w:color="D9D9D9"/>
             </w:tcBorders>
             <w:tcMar>
-              <w:top w:w="90" w:type="dxa"/>
-              <w:left w:w="90" w:type="dxa"/>
-              <w:bottom w:w="90" w:type="dxa"/>
-              <w:right w:w="90" w:type="dxa"/>
+              <w:top w:w="85" w:type="dxa"/>
+              <w:left w:w="85" w:type="dxa"/>
+              <w:bottom w:w="85" w:type="dxa"/>
+              <w:right w:w="85" w:type="dxa"/>
             </w:tcMar>
-            <w:shd w:fill="DFE8EE"/>
+            <w:shd w:fill="DDE7EE"/>
           </w:tcPr>
           <w:p>
             <w:pPr>
               <w:keepNext/>
-              <w:spacing w:after="60"/>
+              <w:spacing w:after="40" w:line="247" w:lineRule="auto"/>
             </w:pPr>
             <w:r>
               <w:rPr>
                 <w:b/>
-                <w:sz w:val="19"/>
+                <w:sz w:val="18"/>
               </w:rPr>
-              <w:t>Operation</w:t>
+              <w:t>Stage</w:t>
             </w:r>
           </w:p>
         </w:tc>
         <w:tc>
           <w:tcPr>
-            <w:tcW w:type="dxa" w:w="1440"/>
+            <w:tcW w:type="dxa" w:w="1152"/>
+            <w:vAlign w:val="center"/>
             <w:tcBorders>
               <w:top w:val="single" w:sz="4" w:color="D9D9D9"/>
               <w:left w:val="single" w:sz="4" w:color="D9D9D9"/>
@@ -130,30 +116,31 @@
               <w:right w:val="single" w:sz="4" w:color="D9D9D9"/>
             </w:tcBorders>
             <w:tcMar>
-              <w:top w:w="90" w:type="dxa"/>
-              <w:left w:w="90" w:type="dxa"/>
-              <w:bottom w:w="90" w:type="dxa"/>
-              <w:right w:w="90" w:type="dxa"/>
+              <w:top w:w="85" w:type="dxa"/>
+              <w:left w:w="85" w:type="dxa"/>
+              <w:bottom w:w="85" w:type="dxa"/>
+              <w:right w:w="85" w:type="dxa"/>
             </w:tcMar>
-            <w:shd w:fill="DFE8EE"/>
+            <w:shd w:fill="DDE7EE"/>
           </w:tcPr>
           <w:p>
             <w:pPr>
               <w:keepNext/>
-              <w:spacing w:after="60"/>
+              <w:spacing w:after="40" w:line="247" w:lineRule="auto"/>
             </w:pPr>
             <w:r>
               <w:rPr>
                 <w:b/>
-                <w:sz w:val="19"/>
+                <w:sz w:val="18"/>
               </w:rPr>
-              <w:t>Rows or count</w:t>
+              <w:t>Removed</w:t>
             </w:r>
           </w:p>
         </w:tc>
         <w:tc>
           <w:tcPr>
-            <w:tcW w:type="dxa" w:w="4752"/>
+            <w:tcW w:type="dxa" w:w="1296"/>
+            <w:vAlign w:val="center"/>
             <w:tcBorders>
               <w:top w:val="single" w:sz="4" w:color="D9D9D9"/>
               <w:left w:val="single" w:sz="4" w:color="D9D9D9"/>
@@ -161,32 +148,31 @@
               <w:right w:val="single" w:sz="4" w:color="D9D9D9"/>
             </w:tcBorders>
             <w:tcMar>
-              <w:top w:w="90" w:type="dxa"/>
-              <w:left w:w="90" w:type="dxa"/>
-              <w:bottom w:w="90" w:type="dxa"/>
-              <w:right w:w="90" w:type="dxa"/>
+              <w:top w:w="85" w:type="dxa"/>
+              <w:left w:w="85" w:type="dxa"/>
+              <w:bottom w:w="85" w:type="dxa"/>
+              <w:right w:w="85" w:type="dxa"/>
             </w:tcMar>
-            <w:shd w:fill="DFE8EE"/>
+            <w:shd w:fill="DDE7EE"/>
           </w:tcPr>
           <w:p>
             <w:pPr>
               <w:keepNext/>
-              <w:spacing w:after="60"/>
+              <w:spacing w:after="40" w:line="247" w:lineRule="auto"/>
             </w:pPr>
             <w:r>
               <w:rPr>
                 <w:b/>
-                <w:sz w:val="19"/>
+                <w:sz w:val="18"/>
               </w:rPr>
-              <w:t>Treatment</w:t>
+              <w:t>Remaining</w:t>
             </w:r>
           </w:p>
         </w:tc>
-      </w:tr>
-      <w:tr>
         <w:tc>
           <w:tcPr>
-            <w:tcW w:type="dxa" w:w="3744"/>
+            <w:tcW w:type="dxa" w:w="5011"/>
+            <w:vAlign w:val="center"/>
             <w:tcBorders>
               <w:top w:val="single" w:sz="4" w:color="D9D9D9"/>
               <w:left w:val="single" w:sz="4" w:color="D9D9D9"/>
@@ -194,29 +180,36 @@
               <w:right w:val="single" w:sz="4" w:color="D9D9D9"/>
             </w:tcBorders>
             <w:tcMar>
-              <w:top w:w="90" w:type="dxa"/>
-              <w:left w:w="90" w:type="dxa"/>
-              <w:bottom w:w="90" w:type="dxa"/>
-              <w:right w:w="90" w:type="dxa"/>
+              <w:top w:w="85" w:type="dxa"/>
+              <w:left w:w="85" w:type="dxa"/>
+              <w:bottom w:w="85" w:type="dxa"/>
+              <w:right w:w="85" w:type="dxa"/>
             </w:tcMar>
+            <w:shd w:fill="DDE7EE"/>
           </w:tcPr>
           <w:p>
             <w:pPr>
               <w:keepNext/>
-              <w:spacing w:after="60"/>
+              <w:spacing w:after="40" w:line="247" w:lineRule="auto"/>
             </w:pPr>
             <w:r>
               <w:rPr>
-                <w:b w:val="0"/>
-                <w:sz w:val="19"/>
+                <w:b/>
+                <w:sz w:val="18"/>
               </w:rPr>
-              <w:t>Raw input</w:t>
+              <w:t>Reason</w:t>
             </w:r>
           </w:p>
         </w:tc>
+      </w:tr>
+      <w:tr>
+        <w:trPr>
+          <w:cantSplit/>
+        </w:trPr>
         <w:tc>
           <w:tcPr>
-            <w:tcW w:type="dxa" w:w="1440"/>
+            <w:tcW w:type="dxa" w:w="2592"/>
+            <w:vAlign w:val="center"/>
             <w:tcBorders>
               <w:top w:val="single" w:sz="4" w:color="D9D9D9"/>
               <w:left w:val="single" w:sz="4" w:color="D9D9D9"/>
@@ -224,29 +217,30 @@
               <w:right w:val="single" w:sz="4" w:color="D9D9D9"/>
             </w:tcBorders>
             <w:tcMar>
-              <w:top w:w="90" w:type="dxa"/>
-              <w:left w:w="90" w:type="dxa"/>
-              <w:bottom w:w="90" w:type="dxa"/>
-              <w:right w:w="90" w:type="dxa"/>
+              <w:top w:w="85" w:type="dxa"/>
+              <w:left w:w="85" w:type="dxa"/>
+              <w:bottom w:w="85" w:type="dxa"/>
+              <w:right w:w="85" w:type="dxa"/>
             </w:tcMar>
           </w:tcPr>
           <w:p>
             <w:pPr>
               <w:keepNext/>
-              <w:spacing w:after="60"/>
+              <w:spacing w:after="40" w:line="247" w:lineRule="auto"/>
             </w:pPr>
             <w:r>
               <w:rPr>
                 <w:b w:val="0"/>
-                <w:sz w:val="19"/>
+                <w:sz w:val="18"/>
               </w:rPr>
-              <w:t>1820</w:t>
+              <w:t>Uniform source sample</w:t>
             </w:r>
           </w:p>
         </w:tc>
         <w:tc>
           <w:tcPr>
-            <w:tcW w:type="dxa" w:w="4752"/>
+            <w:tcW w:type="dxa" w:w="1152"/>
+            <w:vAlign w:val="center"/>
             <w:tcBorders>
               <w:top w:val="single" w:sz="4" w:color="D9D9D9"/>
               <w:left w:val="single" w:sz="4" w:color="D9D9D9"/>
@@ -254,31 +248,30 @@
               <w:right w:val="single" w:sz="4" w:color="D9D9D9"/>
             </w:tcBorders>
             <w:tcMar>
-              <w:top w:w="90" w:type="dxa"/>
-              <w:left w:w="90" w:type="dxa"/>
-              <w:bottom w:w="90" w:type="dxa"/>
-              <w:right w:w="90" w:type="dxa"/>
+              <w:top w:w="85" w:type="dxa"/>
+              <w:left w:w="85" w:type="dxa"/>
+              <w:bottom w:w="85" w:type="dxa"/>
+              <w:right w:w="85" w:type="dxa"/>
             </w:tcMar>
           </w:tcPr>
           <w:p>
             <w:pPr>
               <w:keepNext/>
-              <w:spacing w:after="60"/>
+              <w:spacing w:after="40" w:line="247" w:lineRule="auto"/>
             </w:pPr>
             <w:r>
               <w:rPr>
                 <w:b w:val="0"/>
-                <w:sz w:val="19"/>
+                <w:sz w:val="18"/>
               </w:rPr>
-              <w:t>Immutable generated snapshot</w:t>
+              <w:t>0</w:t>
             </w:r>
           </w:p>
         </w:tc>
-      </w:tr>
-      <w:tr>
         <w:tc>
           <w:tcPr>
-            <w:tcW w:type="dxa" w:w="3744"/>
+            <w:tcW w:type="dxa" w:w="1296"/>
+            <w:vAlign w:val="center"/>
             <w:tcBorders>
               <w:top w:val="single" w:sz="4" w:color="D9D9D9"/>
               <w:left w:val="single" w:sz="4" w:color="D9D9D9"/>
@@ -286,30 +279,30 @@
               <w:right w:val="single" w:sz="4" w:color="D9D9D9"/>
             </w:tcBorders>
             <w:tcMar>
-              <w:top w:w="90" w:type="dxa"/>
-              <w:left w:w="90" w:type="dxa"/>
-              <w:bottom w:w="90" w:type="dxa"/>
-              <w:right w:w="90" w:type="dxa"/>
+              <w:top w:w="85" w:type="dxa"/>
+              <w:left w:w="85" w:type="dxa"/>
+              <w:bottom w:w="85" w:type="dxa"/>
+              <w:right w:w="85" w:type="dxa"/>
             </w:tcMar>
-            <w:shd w:fill="F5F7F9"/>
           </w:tcPr>
           <w:p>
             <w:pPr>
               <w:keepNext/>
-              <w:spacing w:after="60"/>
+              <w:spacing w:after="40" w:line="247" w:lineRule="auto"/>
             </w:pPr>
             <w:r>
               <w:rPr>
                 <w:b w:val="0"/>
-                <w:sz w:val="19"/>
+                <w:sz w:val="18"/>
               </w:rPr>
-              <w:t>Duplicate review IDs</w:t>
+              <w:t>30000</w:t>
             </w:r>
           </w:p>
         </w:tc>
         <w:tc>
           <w:tcPr>
-            <w:tcW w:type="dxa" w:w="1440"/>
+            <w:tcW w:type="dxa" w:w="5011"/>
+            <w:vAlign w:val="center"/>
             <w:tcBorders>
               <w:top w:val="single" w:sz="4" w:color="D9D9D9"/>
               <w:left w:val="single" w:sz="4" w:color="D9D9D9"/>
@@ -317,30 +310,35 @@
               <w:right w:val="single" w:sz="4" w:color="D9D9D9"/>
             </w:tcBorders>
             <w:tcMar>
-              <w:top w:w="90" w:type="dxa"/>
-              <w:left w:w="90" w:type="dxa"/>
-              <w:bottom w:w="90" w:type="dxa"/>
-              <w:right w:w="90" w:type="dxa"/>
+              <w:top w:w="85" w:type="dxa"/>
+              <w:left w:w="85" w:type="dxa"/>
+              <w:bottom w:w="85" w:type="dxa"/>
+              <w:right w:w="85" w:type="dxa"/>
             </w:tcMar>
-            <w:shd w:fill="F5F7F9"/>
           </w:tcPr>
           <w:p>
             <w:pPr>
               <w:keepNext/>
-              <w:spacing w:after="60"/>
+              <w:spacing w:after="40" w:line="247" w:lineRule="auto"/>
             </w:pPr>
             <w:r>
               <w:rPr>
                 <w:b w:val="0"/>
-                <w:sz w:val="19"/>
+                <w:sz w:val="18"/>
               </w:rPr>
-              <w:t>20</w:t>
+              <w:t>Fixed size before cleaning</w:t>
             </w:r>
           </w:p>
         </w:tc>
+      </w:tr>
+      <w:tr>
+        <w:trPr>
+          <w:cantSplit/>
+        </w:trPr>
         <w:tc>
           <w:tcPr>
-            <w:tcW w:type="dxa" w:w="4752"/>
+            <w:tcW w:type="dxa" w:w="2592"/>
+            <w:vAlign w:val="center"/>
             <w:tcBorders>
               <w:top w:val="single" w:sz="4" w:color="D9D9D9"/>
               <w:left w:val="single" w:sz="4" w:color="D9D9D9"/>
@@ -348,32 +346,31 @@
               <w:right w:val="single" w:sz="4" w:color="D9D9D9"/>
             </w:tcBorders>
             <w:tcMar>
-              <w:top w:w="90" w:type="dxa"/>
-              <w:left w:w="90" w:type="dxa"/>
-              <w:bottom w:w="90" w:type="dxa"/>
-              <w:right w:w="90" w:type="dxa"/>
+              <w:top w:w="85" w:type="dxa"/>
+              <w:left w:w="85" w:type="dxa"/>
+              <w:bottom w:w="85" w:type="dxa"/>
+              <w:right w:w="85" w:type="dxa"/>
             </w:tcMar>
-            <w:shd w:fill="F5F7F9"/>
+            <w:shd w:fill="F4F6F8"/>
           </w:tcPr>
           <w:p>
             <w:pPr>
               <w:keepNext/>
-              <w:spacing w:after="60"/>
+              <w:spacing w:after="40" w:line="247" w:lineRule="auto"/>
             </w:pPr>
             <w:r>
               <w:rPr>
                 <w:b w:val="0"/>
-                <w:sz w:val="19"/>
+                <w:sz w:val="18"/>
               </w:rPr>
-              <w:t>Keep the first occurrence</w:t>
+              <w:t>Invalid rating</w:t>
             </w:r>
           </w:p>
         </w:tc>
-      </w:tr>
-      <w:tr>
         <w:tc>
           <w:tcPr>
-            <w:tcW w:type="dxa" w:w="3744"/>
+            <w:tcW w:type="dxa" w:w="1152"/>
+            <w:vAlign w:val="center"/>
             <w:tcBorders>
               <w:top w:val="single" w:sz="4" w:color="D9D9D9"/>
               <w:left w:val="single" w:sz="4" w:color="D9D9D9"/>
@@ -381,29 +378,31 @@
               <w:right w:val="single" w:sz="4" w:color="D9D9D9"/>
             </w:tcBorders>
             <w:tcMar>
-              <w:top w:w="90" w:type="dxa"/>
-              <w:left w:w="90" w:type="dxa"/>
-              <w:bottom w:w="90" w:type="dxa"/>
-              <w:right w:w="90" w:type="dxa"/>
+              <w:top w:w="85" w:type="dxa"/>
+              <w:left w:w="85" w:type="dxa"/>
+              <w:bottom w:w="85" w:type="dxa"/>
+              <w:right w:w="85" w:type="dxa"/>
             </w:tcMar>
+            <w:shd w:fill="F4F6F8"/>
           </w:tcPr>
           <w:p>
             <w:pPr>
               <w:keepNext/>
-              <w:spacing w:after="60"/>
+              <w:spacing w:after="40" w:line="247" w:lineRule="auto"/>
             </w:pPr>
             <w:r>
               <w:rPr>
                 <w:b w:val="0"/>
-                <w:sz w:val="19"/>
+                <w:sz w:val="18"/>
               </w:rPr>
-              <w:t>Missing or invalid ratings</w:t>
+              <w:t>0</w:t>
             </w:r>
           </w:p>
         </w:tc>
         <w:tc>
           <w:tcPr>
-            <w:tcW w:type="dxa" w:w="1440"/>
+            <w:tcW w:type="dxa" w:w="1296"/>
+            <w:vAlign w:val="center"/>
             <w:tcBorders>
               <w:top w:val="single" w:sz="4" w:color="D9D9D9"/>
               <w:left w:val="single" w:sz="4" w:color="D9D9D9"/>
@@ -411,29 +410,31 @@
               <w:right w:val="single" w:sz="4" w:color="D9D9D9"/>
             </w:tcBorders>
             <w:tcMar>
-              <w:top w:w="90" w:type="dxa"/>
-              <w:left w:w="90" w:type="dxa"/>
-              <w:bottom w:w="90" w:type="dxa"/>
-              <w:right w:w="90" w:type="dxa"/>
+              <w:top w:w="85" w:type="dxa"/>
+              <w:left w:w="85" w:type="dxa"/>
+              <w:bottom w:w="85" w:type="dxa"/>
+              <w:right w:w="85" w:type="dxa"/>
             </w:tcMar>
+            <w:shd w:fill="F4F6F8"/>
           </w:tcPr>
           <w:p>
             <w:pPr>
               <w:keepNext/>
-              <w:spacing w:after="60"/>
+              <w:spacing w:after="40" w:line="247" w:lineRule="auto"/>
             </w:pPr>
             <w:r>
               <w:rPr>
                 <w:b w:val="0"/>
-                <w:sz w:val="19"/>
+                <w:sz w:val="18"/>
               </w:rPr>
-              <w:t>10</w:t>
+              <w:t>30000</w:t>
             </w:r>
           </w:p>
         </w:tc>
         <w:tc>
           <w:tcPr>
-            <w:tcW w:type="dxa" w:w="4752"/>
+            <w:tcW w:type="dxa" w:w="5011"/>
+            <w:vAlign w:val="center"/>
             <w:tcBorders>
               <w:top w:val="single" w:sz="4" w:color="D9D9D9"/>
               <w:left w:val="single" w:sz="4" w:color="D9D9D9"/>
@@ -441,31 +442,36 @@
               <w:right w:val="single" w:sz="4" w:color="D9D9D9"/>
             </w:tcBorders>
             <w:tcMar>
-              <w:top w:w="90" w:type="dxa"/>
-              <w:left w:w="90" w:type="dxa"/>
-              <w:bottom w:w="90" w:type="dxa"/>
-              <w:right w:w="90" w:type="dxa"/>
+              <w:top w:w="85" w:type="dxa"/>
+              <w:left w:w="85" w:type="dxa"/>
+              <w:bottom w:w="85" w:type="dxa"/>
+              <w:right w:w="85" w:type="dxa"/>
             </w:tcMar>
+            <w:shd w:fill="F4F6F8"/>
           </w:tcPr>
           <w:p>
             <w:pPr>
               <w:keepNext/>
-              <w:spacing w:after="60"/>
+              <w:spacing w:after="40" w:line="247" w:lineRule="auto"/>
             </w:pPr>
             <w:r>
               <w:rPr>
                 <w:b w:val="0"/>
-                <w:sz w:val="19"/>
+                <w:sz w:val="18"/>
               </w:rPr>
-              <w:t>Exclude from supervised dataset</w:t>
+              <w:t>Only integer stars 1 through 5</w:t>
             </w:r>
           </w:p>
         </w:tc>
       </w:tr>
       <w:tr>
+        <w:trPr>
+          <w:cantSplit/>
+        </w:trPr>
         <w:tc>
           <w:tcPr>
-            <w:tcW w:type="dxa" w:w="3744"/>
+            <w:tcW w:type="dxa" w:w="2592"/>
+            <w:vAlign w:val="center"/>
             <w:tcBorders>
               <w:top w:val="single" w:sz="4" w:color="D9D9D9"/>
               <w:left w:val="single" w:sz="4" w:color="D9D9D9"/>
@@ -473,30 +479,30 @@
               <w:right w:val="single" w:sz="4" w:color="D9D9D9"/>
             </w:tcBorders>
             <w:tcMar>
-              <w:top w:w="90" w:type="dxa"/>
-              <w:left w:w="90" w:type="dxa"/>
-              <w:bottom w:w="90" w:type="dxa"/>
-              <w:right w:w="90" w:type="dxa"/>
+              <w:top w:w="85" w:type="dxa"/>
+              <w:left w:w="85" w:type="dxa"/>
+              <w:bottom w:w="85" w:type="dxa"/>
+              <w:right w:w="85" w:type="dxa"/>
             </w:tcMar>
-            <w:shd w:fill="F5F7F9"/>
           </w:tcPr>
           <w:p>
             <w:pPr>
               <w:keepNext/>
-              <w:spacing w:after="60"/>
+              <w:spacing w:after="40" w:line="247" w:lineRule="auto"/>
             </w:pPr>
             <w:r>
               <w:rPr>
                 <w:b w:val="0"/>
-                <w:sz w:val="19"/>
+                <w:sz w:val="18"/>
               </w:rPr>
-              <w:t>Empty review text</w:t>
+              <w:t>Missing product key</w:t>
             </w:r>
           </w:p>
         </w:tc>
         <w:tc>
           <w:tcPr>
-            <w:tcW w:type="dxa" w:w="1440"/>
+            <w:tcW w:type="dxa" w:w="1152"/>
+            <w:vAlign w:val="center"/>
             <w:tcBorders>
               <w:top w:val="single" w:sz="4" w:color="D9D9D9"/>
               <w:left w:val="single" w:sz="4" w:color="D9D9D9"/>
@@ -504,30 +510,30 @@
               <w:right w:val="single" w:sz="4" w:color="D9D9D9"/>
             </w:tcBorders>
             <w:tcMar>
-              <w:top w:w="90" w:type="dxa"/>
-              <w:left w:w="90" w:type="dxa"/>
-              <w:bottom w:w="90" w:type="dxa"/>
-              <w:right w:w="90" w:type="dxa"/>
+              <w:top w:w="85" w:type="dxa"/>
+              <w:left w:w="85" w:type="dxa"/>
+              <w:bottom w:w="85" w:type="dxa"/>
+              <w:right w:w="85" w:type="dxa"/>
             </w:tcMar>
-            <w:shd w:fill="F5F7F9"/>
           </w:tcPr>
           <w:p>
             <w:pPr>
               <w:keepNext/>
-              <w:spacing w:after="60"/>
+              <w:spacing w:after="40" w:line="247" w:lineRule="auto"/>
             </w:pPr>
             <w:r>
               <w:rPr>
                 <w:b w:val="0"/>
-                <w:sz w:val="19"/>
+                <w:sz w:val="18"/>
               </w:rPr>
-              <w:t>10</w:t>
+              <w:t>0</w:t>
             </w:r>
           </w:p>
         </w:tc>
         <w:tc>
           <w:tcPr>
-            <w:tcW w:type="dxa" w:w="4752"/>
+            <w:tcW w:type="dxa" w:w="1296"/>
+            <w:vAlign w:val="center"/>
             <w:tcBorders>
               <w:top w:val="single" w:sz="4" w:color="D9D9D9"/>
               <w:left w:val="single" w:sz="4" w:color="D9D9D9"/>
@@ -535,32 +541,30 @@
               <w:right w:val="single" w:sz="4" w:color="D9D9D9"/>
             </w:tcBorders>
             <w:tcMar>
-              <w:top w:w="90" w:type="dxa"/>
-              <w:left w:w="90" w:type="dxa"/>
-              <w:bottom w:w="90" w:type="dxa"/>
-              <w:right w:w="90" w:type="dxa"/>
+              <w:top w:w="85" w:type="dxa"/>
+              <w:left w:w="85" w:type="dxa"/>
+              <w:bottom w:w="85" w:type="dxa"/>
+              <w:right w:w="85" w:type="dxa"/>
             </w:tcMar>
-            <w:shd w:fill="F5F7F9"/>
           </w:tcPr>
           <w:p>
             <w:pPr>
               <w:keepNext/>
-              <w:spacing w:after="60"/>
+              <w:spacing w:after="40" w:line="247" w:lineRule="auto"/>
             </w:pPr>
             <w:r>
               <w:rPr>
                 <w:b w:val="0"/>
-                <w:sz w:val="19"/>
+                <w:sz w:val="18"/>
               </w:rPr>
-              <w:t>Exclude after whitespace normalization</w:t>
+              <w:t>30000</w:t>
             </w:r>
           </w:p>
         </w:tc>
-      </w:tr>
-      <w:tr>
         <w:tc>
           <w:tcPr>
-            <w:tcW w:type="dxa" w:w="3744"/>
+            <w:tcW w:type="dxa" w:w="5011"/>
+            <w:vAlign w:val="center"/>
             <w:tcBorders>
               <w:top w:val="single" w:sz="4" w:color="D9D9D9"/>
               <w:left w:val="single" w:sz="4" w:color="D9D9D9"/>
@@ -568,29 +572,35 @@
               <w:right w:val="single" w:sz="4" w:color="D9D9D9"/>
             </w:tcBorders>
             <w:tcMar>
-              <w:top w:w="90" w:type="dxa"/>
-              <w:left w:w="90" w:type="dxa"/>
-              <w:bottom w:w="90" w:type="dxa"/>
-              <w:right w:w="90" w:type="dxa"/>
+              <w:top w:w="85" w:type="dxa"/>
+              <w:left w:w="85" w:type="dxa"/>
+              <w:bottom w:w="85" w:type="dxa"/>
+              <w:right w:w="85" w:type="dxa"/>
             </w:tcMar>
           </w:tcPr>
           <w:p>
             <w:pPr>
               <w:keepNext/>
-              <w:spacing w:after="60"/>
+              <w:spacing w:after="40" w:line="247" w:lineRule="auto"/>
             </w:pPr>
             <w:r>
               <w:rPr>
                 <w:b w:val="0"/>
-                <w:sz w:val="19"/>
+                <w:sz w:val="18"/>
               </w:rPr>
-              <w:t>Malformed dates</w:t>
+              <w:t>Group evaluation needs item identity</w:t>
             </w:r>
           </w:p>
         </w:tc>
+      </w:tr>
+      <w:tr>
+        <w:trPr>
+          <w:cantSplit/>
+        </w:trPr>
         <w:tc>
           <w:tcPr>
-            <w:tcW w:type="dxa" w:w="1440"/>
+            <w:tcW w:type="dxa" w:w="2592"/>
+            <w:vAlign w:val="center"/>
             <w:tcBorders>
               <w:top w:val="single" w:sz="4" w:color="D9D9D9"/>
               <w:left w:val="single" w:sz="4" w:color="D9D9D9"/>
@@ -598,29 +608,31 @@
               <w:right w:val="single" w:sz="4" w:color="D9D9D9"/>
             </w:tcBorders>
             <w:tcMar>
-              <w:top w:w="90" w:type="dxa"/>
-              <w:left w:w="90" w:type="dxa"/>
-              <w:bottom w:w="90" w:type="dxa"/>
-              <w:right w:w="90" w:type="dxa"/>
+              <w:top w:w="85" w:type="dxa"/>
+              <w:left w:w="85" w:type="dxa"/>
+              <w:bottom w:w="85" w:type="dxa"/>
+              <w:right w:w="85" w:type="dxa"/>
             </w:tcMar>
+            <w:shd w:fill="F4F6F8"/>
           </w:tcPr>
           <w:p>
             <w:pPr>
               <w:keepNext/>
-              <w:spacing w:after="60"/>
+              <w:spacing w:after="40" w:line="247" w:lineRule="auto"/>
             </w:pPr>
             <w:r>
               <w:rPr>
                 <w:b w:val="0"/>
-                <w:sz w:val="19"/>
+                <w:sz w:val="18"/>
               </w:rPr>
-              <w:t>5</w:t>
+              <w:t>No metadata title match</w:t>
             </w:r>
           </w:p>
         </w:tc>
         <w:tc>
           <w:tcPr>
-            <w:tcW w:type="dxa" w:w="4752"/>
+            <w:tcW w:type="dxa" w:w="1152"/>
+            <w:vAlign w:val="center"/>
             <w:tcBorders>
               <w:top w:val="single" w:sz="4" w:color="D9D9D9"/>
               <w:left w:val="single" w:sz="4" w:color="D9D9D9"/>
@@ -628,31 +640,31 @@
               <w:right w:val="single" w:sz="4" w:color="D9D9D9"/>
             </w:tcBorders>
             <w:tcMar>
-              <w:top w:w="90" w:type="dxa"/>
-              <w:left w:w="90" w:type="dxa"/>
-              <w:bottom w:w="90" w:type="dxa"/>
-              <w:right w:w="90" w:type="dxa"/>
+              <w:top w:w="85" w:type="dxa"/>
+              <w:left w:w="85" w:type="dxa"/>
+              <w:bottom w:w="85" w:type="dxa"/>
+              <w:right w:w="85" w:type="dxa"/>
             </w:tcMar>
+            <w:shd w:fill="F4F6F8"/>
           </w:tcPr>
           <w:p>
             <w:pPr>
               <w:keepNext/>
-              <w:spacing w:after="60"/>
+              <w:spacing w:after="40" w:line="247" w:lineRule="auto"/>
             </w:pPr>
             <w:r>
               <w:rPr>
                 <w:b w:val="0"/>
-                <w:sz w:val="19"/>
+                <w:sz w:val="18"/>
               </w:rPr>
-              <w:t>Retain as missing; no date predictor</w:t>
+              <w:t>441</w:t>
             </w:r>
           </w:p>
         </w:tc>
-      </w:tr>
-      <w:tr>
         <w:tc>
           <w:tcPr>
-            <w:tcW w:type="dxa" w:w="3744"/>
+            <w:tcW w:type="dxa" w:w="1296"/>
+            <w:vAlign w:val="center"/>
             <w:tcBorders>
               <w:top w:val="single" w:sz="4" w:color="D9D9D9"/>
               <w:left w:val="single" w:sz="4" w:color="D9D9D9"/>
@@ -660,30 +672,31 @@
               <w:right w:val="single" w:sz="4" w:color="D9D9D9"/>
             </w:tcBorders>
             <w:tcMar>
-              <w:top w:w="90" w:type="dxa"/>
-              <w:left w:w="90" w:type="dxa"/>
-              <w:bottom w:w="90" w:type="dxa"/>
-              <w:right w:w="90" w:type="dxa"/>
+              <w:top w:w="85" w:type="dxa"/>
+              <w:left w:w="85" w:type="dxa"/>
+              <w:bottom w:w="85" w:type="dxa"/>
+              <w:right w:w="85" w:type="dxa"/>
             </w:tcMar>
-            <w:shd w:fill="F5F7F9"/>
+            <w:shd w:fill="F4F6F8"/>
           </w:tcPr>
           <w:p>
             <w:pPr>
               <w:keepNext/>
-              <w:spacing w:after="60"/>
+              <w:spacing w:after="40" w:line="247" w:lineRule="auto"/>
             </w:pPr>
             <w:r>
               <w:rPr>
                 <w:b w:val="0"/>
-                <w:sz w:val="19"/>
+                <w:sz w:val="18"/>
               </w:rPr>
-              <w:t>Conflicting identical text labels</w:t>
+              <w:t>29559</w:t>
             </w:r>
           </w:p>
         </w:tc>
         <w:tc>
           <w:tcPr>
-            <w:tcW w:type="dxa" w:w="1440"/>
+            <w:tcW w:type="dxa" w:w="5011"/>
+            <w:vAlign w:val="center"/>
             <w:tcBorders>
               <w:top w:val="single" w:sz="4" w:color="D9D9D9"/>
               <w:left w:val="single" w:sz="4" w:color="D9D9D9"/>
@@ -691,30 +704,36 @@
               <w:right w:val="single" w:sz="4" w:color="D9D9D9"/>
             </w:tcBorders>
             <w:tcMar>
-              <w:top w:w="90" w:type="dxa"/>
-              <w:left w:w="90" w:type="dxa"/>
-              <w:bottom w:w="90" w:type="dxa"/>
-              <w:right w:w="90" w:type="dxa"/>
+              <w:top w:w="85" w:type="dxa"/>
+              <w:left w:w="85" w:type="dxa"/>
+              <w:bottom w:w="85" w:type="dxa"/>
+              <w:right w:w="85" w:type="dxa"/>
             </w:tcMar>
-            <w:shd w:fill="F5F7F9"/>
+            <w:shd w:fill="F4F6F8"/>
           </w:tcPr>
           <w:p>
             <w:pPr>
               <w:keepNext/>
-              <w:spacing w:after="60"/>
+              <w:spacing w:after="40" w:line="247" w:lineRule="auto"/>
             </w:pPr>
             <w:r>
               <w:rPr>
                 <w:b w:val="0"/>
-                <w:sz w:val="19"/>
+                <w:sz w:val="18"/>
               </w:rPr>
-              <w:t>159</w:t>
+              <w:t>Coverage quarantine including inspected book example</w:t>
             </w:r>
           </w:p>
         </w:tc>
+      </w:tr>
+      <w:tr>
+        <w:trPr>
+          <w:cantSplit/>
+        </w:trPr>
         <w:tc>
           <w:tcPr>
-            <w:tcW w:type="dxa" w:w="4752"/>
+            <w:tcW w:type="dxa" w:w="2592"/>
+            <w:vAlign w:val="center"/>
             <w:tcBorders>
               <w:top w:val="single" w:sz="4" w:color="D9D9D9"/>
               <w:left w:val="single" w:sz="4" w:color="D9D9D9"/>
@@ -722,32 +741,30 @@
               <w:right w:val="single" w:sz="4" w:color="D9D9D9"/>
             </w:tcBorders>
             <w:tcMar>
-              <w:top w:w="90" w:type="dxa"/>
-              <w:left w:w="90" w:type="dxa"/>
-              <w:bottom w:w="90" w:type="dxa"/>
-              <w:right w:w="90" w:type="dxa"/>
+              <w:top w:w="85" w:type="dxa"/>
+              <w:left w:w="85" w:type="dxa"/>
+              <w:bottom w:w="85" w:type="dxa"/>
+              <w:right w:w="85" w:type="dxa"/>
             </w:tcMar>
-            <w:shd w:fill="F5F7F9"/>
           </w:tcPr>
           <w:p>
             <w:pPr>
               <w:keepNext/>
-              <w:spacing w:after="60"/>
+              <w:spacing w:after="40" w:line="247" w:lineRule="auto"/>
             </w:pPr>
             <w:r>
               <w:rPr>
                 <w:b w:val="0"/>
-                <w:sz w:val="19"/>
+                <w:sz w:val="18"/>
               </w:rPr>
-              <w:t>Exclude every row in the conflicting text group</w:t>
+              <w:t>Empty normalized body</w:t>
             </w:r>
           </w:p>
         </w:tc>
-      </w:tr>
-      <w:tr>
         <w:tc>
           <w:tcPr>
-            <w:tcW w:type="dxa" w:w="3744"/>
+            <w:tcW w:type="dxa" w:w="1152"/>
+            <w:vAlign w:val="center"/>
             <w:tcBorders>
               <w:top w:val="single" w:sz="4" w:color="D9D9D9"/>
               <w:left w:val="single" w:sz="4" w:color="D9D9D9"/>
@@ -755,29 +772,30 @@
               <w:right w:val="single" w:sz="4" w:color="D9D9D9"/>
             </w:tcBorders>
             <w:tcMar>
-              <w:top w:w="90" w:type="dxa"/>
-              <w:left w:w="90" w:type="dxa"/>
-              <w:bottom w:w="90" w:type="dxa"/>
-              <w:right w:w="90" w:type="dxa"/>
+              <w:top w:w="85" w:type="dxa"/>
+              <w:left w:w="85" w:type="dxa"/>
+              <w:bottom w:w="85" w:type="dxa"/>
+              <w:right w:w="85" w:type="dxa"/>
             </w:tcMar>
           </w:tcPr>
           <w:p>
             <w:pPr>
               <w:keepNext/>
-              <w:spacing w:after="60"/>
+              <w:spacing w:after="40" w:line="247" w:lineRule="auto"/>
             </w:pPr>
             <w:r>
               <w:rPr>
                 <w:b w:val="0"/>
-                <w:sz w:val="19"/>
+                <w:sz w:val="18"/>
               </w:rPr>
-              <w:t>Remaining repeated text</w:t>
+              <w:t>31</w:t>
             </w:r>
           </w:p>
         </w:tc>
         <w:tc>
           <w:tcPr>
-            <w:tcW w:type="dxa" w:w="1440"/>
+            <w:tcW w:type="dxa" w:w="1296"/>
+            <w:vAlign w:val="center"/>
             <w:tcBorders>
               <w:top w:val="single" w:sz="4" w:color="D9D9D9"/>
               <w:left w:val="single" w:sz="4" w:color="D9D9D9"/>
@@ -785,29 +803,30 @@
               <w:right w:val="single" w:sz="4" w:color="D9D9D9"/>
             </w:tcBorders>
             <w:tcMar>
-              <w:top w:w="90" w:type="dxa"/>
-              <w:left w:w="90" w:type="dxa"/>
-              <w:bottom w:w="90" w:type="dxa"/>
-              <w:right w:w="90" w:type="dxa"/>
+              <w:top w:w="85" w:type="dxa"/>
+              <w:left w:w="85" w:type="dxa"/>
+              <w:bottom w:w="85" w:type="dxa"/>
+              <w:right w:w="85" w:type="dxa"/>
             </w:tcMar>
           </w:tcPr>
           <w:p>
             <w:pPr>
               <w:keepNext/>
-              <w:spacing w:after="60"/>
+              <w:spacing w:after="40" w:line="247" w:lineRule="auto"/>
             </w:pPr>
             <w:r>
               <w:rPr>
                 <w:b w:val="0"/>
-                <w:sz w:val="19"/>
+                <w:sz w:val="18"/>
               </w:rPr>
-              <w:t>305</w:t>
+              <w:t>29528</w:t>
             </w:r>
           </w:p>
         </w:tc>
         <w:tc>
           <w:tcPr>
-            <w:tcW w:type="dxa" w:w="4752"/>
+            <w:tcW w:type="dxa" w:w="5011"/>
+            <w:vAlign w:val="center"/>
             <w:tcBorders>
               <w:top w:val="single" w:sz="4" w:color="D9D9D9"/>
               <w:left w:val="single" w:sz="4" w:color="D9D9D9"/>
@@ -815,31 +834,35 @@
               <w:right w:val="single" w:sz="4" w:color="D9D9D9"/>
             </w:tcBorders>
             <w:tcMar>
-              <w:top w:w="90" w:type="dxa"/>
-              <w:left w:w="90" w:type="dxa"/>
-              <w:bottom w:w="90" w:type="dxa"/>
-              <w:right w:w="90" w:type="dxa"/>
+              <w:top w:w="85" w:type="dxa"/>
+              <w:left w:w="85" w:type="dxa"/>
+              <w:bottom w:w="85" w:type="dxa"/>
+              <w:right w:w="85" w:type="dxa"/>
             </w:tcMar>
           </w:tcPr>
           <w:p>
             <w:pPr>
               <w:keepNext/>
-              <w:spacing w:after="60"/>
+              <w:spacing w:after="40" w:line="247" w:lineRule="auto"/>
             </w:pPr>
             <w:r>
               <w:rPr>
                 <w:b w:val="0"/>
-                <w:sz w:val="19"/>
+                <w:sz w:val="18"/>
               </w:rPr>
-              <w:t>Keep one normalized text instance</w:t>
+              <w:t>Text model cannot use an absent body</w:t>
             </w:r>
           </w:p>
         </w:tc>
       </w:tr>
       <w:tr>
+        <w:trPr>
+          <w:cantSplit/>
+        </w:trPr>
         <w:tc>
           <w:tcPr>
-            <w:tcW w:type="dxa" w:w="3744"/>
+            <w:tcW w:type="dxa" w:w="2592"/>
+            <w:vAlign w:val="center"/>
             <w:tcBorders>
               <w:top w:val="single" w:sz="4" w:color="D9D9D9"/>
               <w:left w:val="single" w:sz="4" w:color="D9D9D9"/>
@@ -847,29 +870,30 @@
               <w:right w:val="single" w:sz="4" w:color="D9D9D9"/>
             </w:tcBorders>
             <w:tcMar>
-              <w:top w:w="90" w:type="dxa"/>
-              <w:left w:w="90" w:type="dxa"/>
-              <w:bottom w:w="90" w:type="dxa"/>
-              <w:right w:w="90" w:type="dxa"/>
+              <w:top w:w="85" w:type="dxa"/>
+              <w:left w:w="85" w:type="dxa"/>
+              <w:bottom w:w="85" w:type="dxa"/>
+              <w:right w:w="85" w:type="dxa"/>
             </w:tcMar>
-            <w:shd w:fill="F5F7F9"/>
+            <w:shd w:fill="F4F6F8"/>
           </w:tcPr>
           <w:p>
             <w:pPr>
-              <w:spacing w:after="60"/>
+              <w:spacing w:after="40" w:line="247" w:lineRule="auto"/>
             </w:pPr>
             <w:r>
               <w:rPr>
                 <w:b w:val="0"/>
-                <w:sz w:val="19"/>
+                <w:sz w:val="18"/>
               </w:rPr>
-              <w:t>Final dataset</w:t>
+              <w:t>Repeated normalized body</w:t>
             </w:r>
           </w:p>
         </w:tc>
         <w:tc>
           <w:tcPr>
-            <w:tcW w:type="dxa" w:w="1440"/>
+            <w:tcW w:type="dxa" w:w="1152"/>
+            <w:vAlign w:val="center"/>
             <w:tcBorders>
               <w:top w:val="single" w:sz="4" w:color="D9D9D9"/>
               <w:left w:val="single" w:sz="4" w:color="D9D9D9"/>
@@ -877,29 +901,30 @@
               <w:right w:val="single" w:sz="4" w:color="D9D9D9"/>
             </w:tcBorders>
             <w:tcMar>
-              <w:top w:w="90" w:type="dxa"/>
-              <w:left w:w="90" w:type="dxa"/>
-              <w:bottom w:w="90" w:type="dxa"/>
-              <w:right w:w="90" w:type="dxa"/>
+              <w:top w:w="85" w:type="dxa"/>
+              <w:left w:w="85" w:type="dxa"/>
+              <w:bottom w:w="85" w:type="dxa"/>
+              <w:right w:w="85" w:type="dxa"/>
             </w:tcMar>
-            <w:shd w:fill="F5F7F9"/>
+            <w:shd w:fill="F4F6F8"/>
           </w:tcPr>
           <w:p>
             <w:pPr>
-              <w:spacing w:after="60"/>
+              <w:spacing w:after="40" w:line="247" w:lineRule="auto"/>
             </w:pPr>
             <w:r>
               <w:rPr>
                 <w:b w:val="0"/>
-                <w:sz w:val="19"/>
+                <w:sz w:val="18"/>
               </w:rPr>
-              <w:t>1316</w:t>
+              <w:t>1919</w:t>
             </w:r>
           </w:p>
         </w:tc>
         <w:tc>
           <w:tcPr>
-            <w:tcW w:type="dxa" w:w="4752"/>
+            <w:tcW w:type="dxa" w:w="1296"/>
+            <w:vAlign w:val="center"/>
             <w:tcBorders>
               <w:top w:val="single" w:sz="4" w:color="D9D9D9"/>
               <w:left w:val="single" w:sz="4" w:color="D9D9D9"/>
@@ -907,23 +932,54 @@
               <w:right w:val="single" w:sz="4" w:color="D9D9D9"/>
             </w:tcBorders>
             <w:tcMar>
-              <w:top w:w="90" w:type="dxa"/>
-              <w:left w:w="90" w:type="dxa"/>
-              <w:bottom w:w="90" w:type="dxa"/>
-              <w:right w:w="90" w:type="dxa"/>
+              <w:top w:w="85" w:type="dxa"/>
+              <w:left w:w="85" w:type="dxa"/>
+              <w:bottom w:w="85" w:type="dxa"/>
+              <w:right w:w="85" w:type="dxa"/>
             </w:tcMar>
-            <w:shd w:fill="F5F7F9"/>
+            <w:shd w:fill="F4F6F8"/>
           </w:tcPr>
           <w:p>
             <w:pPr>
-              <w:spacing w:after="60"/>
+              <w:spacing w:after="40" w:line="247" w:lineRule="auto"/>
             </w:pPr>
             <w:r>
               <w:rPr>
                 <w:b w:val="0"/>
-                <w:sz w:val="19"/>
+                <w:sz w:val="18"/>
               </w:rPr>
-              <w:t>Export with derived label and text hash</w:t>
+              <w:t>27609</w:t>
+            </w:r>
+          </w:p>
+        </w:tc>
+        <w:tc>
+          <w:tcPr>
+            <w:tcW w:type="dxa" w:w="5011"/>
+            <w:vAlign w:val="center"/>
+            <w:tcBorders>
+              <w:top w:val="single" w:sz="4" w:color="D9D9D9"/>
+              <w:left w:val="single" w:sz="4" w:color="D9D9D9"/>
+              <w:bottom w:val="single" w:sz="4" w:color="D9D9D9"/>
+              <w:right w:val="single" w:sz="4" w:color="D9D9D9"/>
+            </w:tcBorders>
+            <w:tcMar>
+              <w:top w:w="85" w:type="dxa"/>
+              <w:left w:w="85" w:type="dxa"/>
+              <w:bottom w:w="85" w:type="dxa"/>
+              <w:right w:w="85" w:type="dxa"/>
+            </w:tcMar>
+            <w:shd w:fill="F4F6F8"/>
+          </w:tcPr>
+          <w:p>
+            <w:pPr>
+              <w:spacing w:after="40" w:line="247" w:lineRule="auto"/>
+            </w:pPr>
+            <w:r>
+              <w:rPr>
+                <w:b w:val="0"/>
+                <w:sz w:val="18"/>
+              </w:rPr>
+              <w:t>Keep earliest source occurrence independently of rating</w:t>
             </w:r>
           </w:p>
         </w:tc>
@@ -936,7 +992,7 @@
     </w:p>
     <w:p>
       <w:r>
-        <w:t>The removed row counts reconcile exactly: 1,820 minus 20 minus 10 minus 10 minus 159 minus 305 equals 1,316. The five invalid dates are a retained quality flag, not another subtraction. Audit ordering matters because one record could otherwise be counted more than once.</w:t>
+        <w:t>The reconciliation is 30000 minus 441 minus 31 minus 1919 equals 27609. Invalid dates retained after coercion number 0; this is a quality flag, not an additional subtraction. Duplicate and empty counts are measured after earlier filters, so exclusions do not double count rows.</w:t>
       </w:r>
     </w:p>
     <w:p>
@@ -944,17 +1000,17 @@
         <w:pStyle w:val="Heading1"/>
       </w:pPr>
       <w:r>
-        <w:t>Missing values and validity rules</w:t>
+        <w:t>Metadata coverage and schema consistency</w:t>
       </w:r>
     </w:p>
     <w:p>
       <w:r>
-        <w:t>Convert rating to numeric with coercion, then retain only the discrete values 1 through 5. A missing label cannot be recovered honestly from the text without creating circular pseudo labels. For text, fill null values with an empty string solely to enable safe string operations, normalize whitespace and then exclude empty rows. This is not a claim that missing feedback contains no dissatisfaction.</w:t>
+        <w:t>The metadata dictionary contains repeated ASIN rows. The pipeline deterministically uses the last source occurrence for each ASIN and requires a nonempty normalized title for the retained review product. This is a coverage filter; it does not prove that every listing is a cosmetic product. The full source archives are retained privately and their checksums allow the lookup decision to be reproduced.</w:t>
       </w:r>
     </w:p>
     <w:p>
       <w:r>
-        <w:t>Parse ISO dates with invalid strings coerced to missing timestamps. Keep these records for the text classifier because date is not an input. A future chronological evaluation requires a documented separate policy for missing dates. In a real ingestion adapter, unknown product identifiers should be quarantined because group splitting cannot be trusted when item identity is missing. The synthetic input contains complete product IDs.</w:t>
+        <w:t>Ratings are converted using pandas.to_numeric with coercion and then checked against the exact set 1, 2, 3, 4, 5. A value such as 7 would be invalid, but none is observed in this sample. Product keys are required rather than imputed. Source dates are interpreted as Unix seconds, confirmed from the source schema. Timestamp parsing uses UTC and preserves a missing value if parsing fails. Date is not passed into the implemented models.</w:t>
       </w:r>
     </w:p>
     <w:p>
@@ -962,17 +1018,22 @@
         <w:pStyle w:val="Heading1"/>
       </w:pPr>
       <w:r>
-        <w:t>Duplicate and inconsistency handling</w:t>
+        <w:t>Text normalization and duplicates</w:t>
       </w:r>
     </w:p>
     <w:p>
       <w:r>
-        <w:t>Review identifier duplication is handled before deriving labels. For text, a SHA 256 hash of the lowercased whitespace normalized body identifies exact duplicates. When identical text has both binary label classes, the simulation excludes the entire group. It then retains one copy from each remaining group. This is conservative and makes the benchmark simpler to audit, but it changes the population and label prevalence.</w:t>
+        <w:t>The function applies HTML entity decoding, Unicode NFKC normalization, tag removal and whitespace compaction. It retains punctuation and negation because these can affect meaning. Original bodies stay available only in local source processing. A case folded SHA 256 fingerprint detects exact normalized text repeats. The cleaned evidence export contains the fingerprint and row reference but no body or author identity.</w:t>
       </w:r>
     </w:p>
     <w:p>
       <w:r>
-        <w:t>On real data, identical text is not automatically an error. Different customers can write the same short sentence, and product variants may legitimately share content. Conflicting text labels may express rating ambiguity rather than corruption. A real deployment should compare quarantine, group retention and deduplication policies, report affected segments and avoid selecting a policy because it inflates test performance. Near duplicate detection is future work; exact hashes do not detect paraphrases.</w:t>
+        <w:t>The duplicate policy retains the earliest source row for each normalized text hash. It does not choose a favorable label or remove all difficult contradictory examples. Nineteen repeated text groups have conflicting binary labels before deduplication. Their earliest records remain under the same label independent rule. This prevents exact repeated bodies crossing partitions, while recognizing that the removal of short common statements can alter prevalence. The audit records low rating counts before and after this step.</w:t>
+      </w:r>
+    </w:p>
+    <w:p>
+      <w:r>
+        <w:t>Exact hashing cannot detect paraphrases or slightly edited review copies. An identical short sentence can also be a legitimate independent opinion. Deduplication is therefore a benchmark policy rather than a claim that every repeat is fraudulent. A later study should assess near duplicate sensitivity on development data and quantify how removal affects product representation.</w:t>
       </w:r>
     </w:p>
     <w:p>
@@ -980,37 +1041,17 @@
         <w:pStyle w:val="Heading1"/>
       </w:pPr>
       <w:r>
-        <w:t>Outliers normalization and encoding</w:t>
-      </w:r>
-    </w:p>
-    <w:p>
-      <w:r>
-        <w:t>Rating 7 is invalid rather than a legitimate outlier, so it is excluded. Long review text can be genuine and should not be deleted merely because it exceeds an interquartile range fence. For real data, inspect text length percentiles and raw examples before deciding whether extreme values are spam, extraction errors or valid detailed feedback. Any length cap must be recorded and its effect tested by segment.</w:t>
-      </w:r>
-    </w:p>
-    <w:p>
-      <w:r>
-        <w:t>The implemented model uses TF IDF text features with unigram and bigram terms, minimum document frequency of two and at most 10,000 features. TfidfVectorizer applies its default L2 normalization. Lowercasing occurs within that vectorizer; original text remains available for audit. No numerical scaling is necessary for the current text only models. A future length feature should use log1p and a scaler fitted on training rows only. Category encoding would use a training fitted encoder with an explicit unseen category policy.</w:t>
-      </w:r>
-    </w:p>
-    <w:p>
-      <w:r>
-        <w:t>Negation is kept because phrases such as “not as described” carry useful meaning. Aggressive stopword deletion, stemming and spelling correction are not applied by default. No rating, future helpfulness vote or post outcome response is passed into the classifier.</w:t>
+        <w:t>Executed preprocessing flow</w:t>
       </w:r>
     </w:p>
     <w:p>
       <w:pPr>
-        <w:pStyle w:val="Heading1"/>
+        <w:keepNext/>
       </w:pPr>
-      <w:r>
-        <w:t>Preprocessing flowchart</w:t>
-      </w:r>
-    </w:p>
-    <w:p>
       <w:r>
         <w:drawing>
           <wp:inline xmlns:a="http://schemas.openxmlformats.org/drawingml/2006/main" xmlns:pic="http://schemas.openxmlformats.org/drawingml/2006/picture">
-            <wp:extent cx="5486400" cy="3896139"/>
+            <wp:extent cx="5669280" cy="3533030"/>
             <wp:docPr id="1" name="Picture 1"/>
             <wp:cNvGraphicFramePr>
               <a:graphicFrameLocks noChangeAspect="1"/>
@@ -1031,7 +1072,7 @@
                   <pic:spPr>
                     <a:xfrm>
                       <a:off x="0" y="0"/>
-                      <a:ext cx="5486400" cy="3896139"/>
+                      <a:ext cx="5669280" cy="3533030"/>
                     </a:xfrm>
                     <a:prstGeom prst="rect"/>
                   </pic:spPr>
@@ -1047,7 +1088,7 @@
         <w:pStyle w:val="Caption"/>
       </w:pPr>
       <w:r>
-        <w:t>Figure 1  Implemented synthetic preprocessing sequence</w:t>
+        <w:t>Figure 1  Actual counts from the public data pipeline</w:t>
       </w:r>
     </w:p>
     <w:p>
@@ -1055,7 +1096,30 @@
         <w:pStyle w:val="Heading1"/>
       </w:pPr>
       <w:r>
-        <w:t>Representative implementation</w:t>
+        <w:t>Missing values outliers and transformations</w:t>
+      </w:r>
+    </w:p>
+    <w:p>
+      <w:r>
+        <w:t>Missing labels and empty bodies cannot be filled with guessed sentiment. Required fields are either valid or the row is excluded with an audit entry. Unknown metadata coverage is quarantined as a domain quality concern. Optional verified status is preserved but not imputed into a predictive signal. The cleaning rules are deterministic and do not use test performance to decide which rows survive.</w:t>
+      </w:r>
+    </w:p>
+    <w:p>
+      <w:r>
+        <w:t>Review length is a genuine outlier consideration: the cleaned 99th percentile is 282 words and the maximum is 2,443. The pipeline retains long reviews because a detailed narrative is not necessarily an extraction error. The style model uses log1p word count, which compresses the scale without deleting observations. Exclamation and question mark counts are expressed per 100 characters. Uppercase share divides uppercase letters by all alphabetic characters, with a protected zero denominator.</w:t>
+      </w:r>
+    </w:p>
+    <w:p>
+      <w:r>
+        <w:t>TF IDF applies sublinear term frequency and L2 normalization. Numeric style features are standardized with means and scales fitted on training folds. Product, reviewer, rating and future feedback fields are excluded from predictors. No synthetic resampling or manufactured customer record is used.</w:t>
+      </w:r>
+    </w:p>
+    <w:p>
+      <w:pPr>
+        <w:pStyle w:val="Heading1"/>
+      </w:pPr>
+      <w:r>
+        <w:t>Representative executable implementation</w:t>
       </w:r>
     </w:p>
     <w:p>
@@ -1064,28 +1128,22 @@
           <w:rFonts w:ascii="Consolas" w:hAnsi="Consolas"/>
           <w:sz w:val="18"/>
         </w:rPr>
-        <w:t>rating = pd.to_numeric(df['rating'], errors='coerce')</w:t>
+        <w:t>df['text'] = df['text'].map(normalize)</w:t>
         <w:br/>
-        <w:t>df = df.loc[rating.isin([1, 2, 3, 4, 5])].copy()</w:t>
-        <w:br/>
-        <w:t>df['text'] = df['text'].fillna('').str.strip()</w:t>
-        <w:br/>
-        <w:t>df = df.loc[df['text'].str.len() &gt; 0].copy()</w:t>
+        <w:t>df = df.loc[df['text'].str.len().gt(0)].copy()</w:t>
         <w:br/>
         <w:t>df['negative'] = df['rating'].le(2).astype(int)</w:t>
         <w:br/>
-        <w:t># Fit vocabulary only after product based partitioning</w:t>
+        <w:t>df['text_hash'] = df['text'].str.casefold().map(sha256_text)</w:t>
         <w:br/>
-        <w:t>model = Pipeline([('tfidf', TfidfVectorizer(</w:t>
+        <w:t>df = df.drop_duplicates('text_hash', keep='first')</w:t>
         <w:br/>
-        <w:t xml:space="preserve">    ngram_range=(1, 2), min_df=2, max_features=10000)),</w:t>
-        <w:br/>
-        <w:t xml:space="preserve">    ('model', LogisticRegression(max_iter=1000))])</w:t>
+        <w:t># Fit TF IDF and scaling only inside training pipelines</w:t>
       </w:r>
     </w:p>
     <w:p>
       <w:r>
-        <w:t>This excerpt illustrates the central rules; the full script additionally normalizes internal whitespace, audits every exclusion, resolves identical text conflicts and checks split disjointness. The executable script is the authoritative implementation. The example is not presented as a complete real data adapter.</w:t>
+        <w:t>The excerpt explains the policy. The runnable script contains the full normalization function, field checks, source acquisition and count reconciliation. sha256_text in this explanatory excerpt denotes the hashing operation implemented directly as a lambda in the full script; this excerpt is not an alternate complete executable.</w:t>
       </w:r>
     </w:p>
     <w:p>
@@ -1093,17 +1151,677 @@
         <w:pStyle w:val="Heading1"/>
       </w:pPr>
       <w:r>
-        <w:t>Tools auditability and downstream benefits</w:t>
+        <w:t>Partition controls and reproducibility</w:t>
       </w:r>
+    </w:p>
+    <w:tbl>
+      <w:tblPr>
+        <w:tblW w:type="auto" w:w="0"/>
+        <w:tblLayout w:type="fixed"/>
+        <w:tblLook w:firstColumn="1" w:firstRow="1" w:lastColumn="0" w:lastRow="0" w:noHBand="0" w:noVBand="1" w:val="04A0"/>
+      </w:tblPr>
+      <w:tblGrid>
+        <w:gridCol w:w="2016"/>
+        <w:gridCol w:w="1584"/>
+        <w:gridCol w:w="1584"/>
+        <w:gridCol w:w="2304"/>
+        <w:gridCol w:w="2563"/>
+      </w:tblGrid>
+      <w:tr>
+        <w:trPr>
+          <w:tblHeader/>
+          <w:cantSplit/>
+        </w:trPr>
+        <w:tc>
+          <w:tcPr>
+            <w:tcW w:type="dxa" w:w="2016"/>
+            <w:vAlign w:val="center"/>
+            <w:tcBorders>
+              <w:top w:val="single" w:sz="4" w:color="D9D9D9"/>
+              <w:left w:val="single" w:sz="4" w:color="D9D9D9"/>
+              <w:bottom w:val="single" w:sz="4" w:color="D9D9D9"/>
+              <w:right w:val="single" w:sz="4" w:color="D9D9D9"/>
+            </w:tcBorders>
+            <w:tcMar>
+              <w:top w:w="85" w:type="dxa"/>
+              <w:left w:w="85" w:type="dxa"/>
+              <w:bottom w:w="85" w:type="dxa"/>
+              <w:right w:w="85" w:type="dxa"/>
+            </w:tcMar>
+            <w:shd w:fill="DDE7EE"/>
+          </w:tcPr>
+          <w:p>
+            <w:pPr>
+              <w:keepNext/>
+              <w:spacing w:after="40" w:line="247" w:lineRule="auto"/>
+            </w:pPr>
+            <w:r>
+              <w:rPr>
+                <w:b/>
+                <w:sz w:val="18"/>
+              </w:rPr>
+              <w:t>Partition</w:t>
+            </w:r>
+          </w:p>
+        </w:tc>
+        <w:tc>
+          <w:tcPr>
+            <w:tcW w:type="dxa" w:w="1584"/>
+            <w:vAlign w:val="center"/>
+            <w:tcBorders>
+              <w:top w:val="single" w:sz="4" w:color="D9D9D9"/>
+              <w:left w:val="single" w:sz="4" w:color="D9D9D9"/>
+              <w:bottom w:val="single" w:sz="4" w:color="D9D9D9"/>
+              <w:right w:val="single" w:sz="4" w:color="D9D9D9"/>
+            </w:tcBorders>
+            <w:tcMar>
+              <w:top w:w="85" w:type="dxa"/>
+              <w:left w:w="85" w:type="dxa"/>
+              <w:bottom w:w="85" w:type="dxa"/>
+              <w:right w:w="85" w:type="dxa"/>
+            </w:tcMar>
+            <w:shd w:fill="DDE7EE"/>
+          </w:tcPr>
+          <w:p>
+            <w:pPr>
+              <w:keepNext/>
+              <w:spacing w:after="40" w:line="247" w:lineRule="auto"/>
+            </w:pPr>
+            <w:r>
+              <w:rPr>
+                <w:b/>
+                <w:sz w:val="18"/>
+              </w:rPr>
+              <w:t>Reviews</w:t>
+            </w:r>
+          </w:p>
+        </w:tc>
+        <w:tc>
+          <w:tcPr>
+            <w:tcW w:type="dxa" w:w="1584"/>
+            <w:vAlign w:val="center"/>
+            <w:tcBorders>
+              <w:top w:val="single" w:sz="4" w:color="D9D9D9"/>
+              <w:left w:val="single" w:sz="4" w:color="D9D9D9"/>
+              <w:bottom w:val="single" w:sz="4" w:color="D9D9D9"/>
+              <w:right w:val="single" w:sz="4" w:color="D9D9D9"/>
+            </w:tcBorders>
+            <w:tcMar>
+              <w:top w:w="85" w:type="dxa"/>
+              <w:left w:w="85" w:type="dxa"/>
+              <w:bottom w:w="85" w:type="dxa"/>
+              <w:right w:w="85" w:type="dxa"/>
+            </w:tcMar>
+            <w:shd w:fill="DDE7EE"/>
+          </w:tcPr>
+          <w:p>
+            <w:pPr>
+              <w:keepNext/>
+              <w:spacing w:after="40" w:line="247" w:lineRule="auto"/>
+            </w:pPr>
+            <w:r>
+              <w:rPr>
+                <w:b/>
+                <w:sz w:val="18"/>
+              </w:rPr>
+              <w:t>Products</w:t>
+            </w:r>
+          </w:p>
+        </w:tc>
+        <w:tc>
+          <w:tcPr>
+            <w:tcW w:type="dxa" w:w="2304"/>
+            <w:vAlign w:val="center"/>
+            <w:tcBorders>
+              <w:top w:val="single" w:sz="4" w:color="D9D9D9"/>
+              <w:left w:val="single" w:sz="4" w:color="D9D9D9"/>
+              <w:bottom w:val="single" w:sz="4" w:color="D9D9D9"/>
+              <w:right w:val="single" w:sz="4" w:color="D9D9D9"/>
+            </w:tcBorders>
+            <w:tcMar>
+              <w:top w:w="85" w:type="dxa"/>
+              <w:left w:w="85" w:type="dxa"/>
+              <w:bottom w:w="85" w:type="dxa"/>
+              <w:right w:w="85" w:type="dxa"/>
+            </w:tcMar>
+            <w:shd w:fill="DDE7EE"/>
+          </w:tcPr>
+          <w:p>
+            <w:pPr>
+              <w:keepNext/>
+              <w:spacing w:after="40" w:line="247" w:lineRule="auto"/>
+            </w:pPr>
+            <w:r>
+              <w:rPr>
+                <w:b/>
+                <w:sz w:val="18"/>
+              </w:rPr>
+              <w:t>Low rating reviews</w:t>
+            </w:r>
+          </w:p>
+        </w:tc>
+        <w:tc>
+          <w:tcPr>
+            <w:tcW w:type="dxa" w:w="2563"/>
+            <w:vAlign w:val="center"/>
+            <w:tcBorders>
+              <w:top w:val="single" w:sz="4" w:color="D9D9D9"/>
+              <w:left w:val="single" w:sz="4" w:color="D9D9D9"/>
+              <w:bottom w:val="single" w:sz="4" w:color="D9D9D9"/>
+              <w:right w:val="single" w:sz="4" w:color="D9D9D9"/>
+            </w:tcBorders>
+            <w:tcMar>
+              <w:top w:w="85" w:type="dxa"/>
+              <w:left w:w="85" w:type="dxa"/>
+              <w:bottom w:w="85" w:type="dxa"/>
+              <w:right w:w="85" w:type="dxa"/>
+            </w:tcMar>
+            <w:shd w:fill="DDE7EE"/>
+          </w:tcPr>
+          <w:p>
+            <w:pPr>
+              <w:keepNext/>
+              <w:spacing w:after="40" w:line="247" w:lineRule="auto"/>
+            </w:pPr>
+            <w:r>
+              <w:rPr>
+                <w:b/>
+                <w:sz w:val="18"/>
+              </w:rPr>
+              <w:t>Low rating share</w:t>
+            </w:r>
+          </w:p>
+        </w:tc>
+      </w:tr>
+      <w:tr>
+        <w:trPr>
+          <w:cantSplit/>
+        </w:trPr>
+        <w:tc>
+          <w:tcPr>
+            <w:tcW w:type="dxa" w:w="2016"/>
+            <w:vAlign w:val="center"/>
+            <w:tcBorders>
+              <w:top w:val="single" w:sz="4" w:color="D9D9D9"/>
+              <w:left w:val="single" w:sz="4" w:color="D9D9D9"/>
+              <w:bottom w:val="single" w:sz="4" w:color="D9D9D9"/>
+              <w:right w:val="single" w:sz="4" w:color="D9D9D9"/>
+            </w:tcBorders>
+            <w:tcMar>
+              <w:top w:w="85" w:type="dxa"/>
+              <w:left w:w="85" w:type="dxa"/>
+              <w:bottom w:w="85" w:type="dxa"/>
+              <w:right w:w="85" w:type="dxa"/>
+            </w:tcMar>
+          </w:tcPr>
+          <w:p>
+            <w:pPr>
+              <w:keepNext/>
+              <w:spacing w:after="40" w:line="247" w:lineRule="auto"/>
+            </w:pPr>
+            <w:r>
+              <w:rPr>
+                <w:b w:val="0"/>
+                <w:sz w:val="18"/>
+              </w:rPr>
+              <w:t>Train</w:t>
+            </w:r>
+          </w:p>
+        </w:tc>
+        <w:tc>
+          <w:tcPr>
+            <w:tcW w:type="dxa" w:w="1584"/>
+            <w:vAlign w:val="center"/>
+            <w:tcBorders>
+              <w:top w:val="single" w:sz="4" w:color="D9D9D9"/>
+              <w:left w:val="single" w:sz="4" w:color="D9D9D9"/>
+              <w:bottom w:val="single" w:sz="4" w:color="D9D9D9"/>
+              <w:right w:val="single" w:sz="4" w:color="D9D9D9"/>
+            </w:tcBorders>
+            <w:tcMar>
+              <w:top w:w="85" w:type="dxa"/>
+              <w:left w:w="85" w:type="dxa"/>
+              <w:bottom w:w="85" w:type="dxa"/>
+              <w:right w:w="85" w:type="dxa"/>
+            </w:tcMar>
+          </w:tcPr>
+          <w:p>
+            <w:pPr>
+              <w:keepNext/>
+              <w:spacing w:after="40" w:line="247" w:lineRule="auto"/>
+            </w:pPr>
+            <w:r>
+              <w:rPr>
+                <w:b w:val="0"/>
+                <w:sz w:val="18"/>
+              </w:rPr>
+              <w:t>16691</w:t>
+            </w:r>
+          </w:p>
+        </w:tc>
+        <w:tc>
+          <w:tcPr>
+            <w:tcW w:type="dxa" w:w="1584"/>
+            <w:vAlign w:val="center"/>
+            <w:tcBorders>
+              <w:top w:val="single" w:sz="4" w:color="D9D9D9"/>
+              <w:left w:val="single" w:sz="4" w:color="D9D9D9"/>
+              <w:bottom w:val="single" w:sz="4" w:color="D9D9D9"/>
+              <w:right w:val="single" w:sz="4" w:color="D9D9D9"/>
+            </w:tcBorders>
+            <w:tcMar>
+              <w:top w:w="85" w:type="dxa"/>
+              <w:left w:w="85" w:type="dxa"/>
+              <w:bottom w:w="85" w:type="dxa"/>
+              <w:right w:w="85" w:type="dxa"/>
+            </w:tcMar>
+          </w:tcPr>
+          <w:p>
+            <w:pPr>
+              <w:keepNext/>
+              <w:spacing w:after="40" w:line="247" w:lineRule="auto"/>
+            </w:pPr>
+            <w:r>
+              <w:rPr>
+                <w:b w:val="0"/>
+                <w:sz w:val="18"/>
+              </w:rPr>
+              <w:t>5019</w:t>
+            </w:r>
+          </w:p>
+        </w:tc>
+        <w:tc>
+          <w:tcPr>
+            <w:tcW w:type="dxa" w:w="2304"/>
+            <w:vAlign w:val="center"/>
+            <w:tcBorders>
+              <w:top w:val="single" w:sz="4" w:color="D9D9D9"/>
+              <w:left w:val="single" w:sz="4" w:color="D9D9D9"/>
+              <w:bottom w:val="single" w:sz="4" w:color="D9D9D9"/>
+              <w:right w:val="single" w:sz="4" w:color="D9D9D9"/>
+            </w:tcBorders>
+            <w:tcMar>
+              <w:top w:w="85" w:type="dxa"/>
+              <w:left w:w="85" w:type="dxa"/>
+              <w:bottom w:w="85" w:type="dxa"/>
+              <w:right w:w="85" w:type="dxa"/>
+            </w:tcMar>
+          </w:tcPr>
+          <w:p>
+            <w:pPr>
+              <w:keepNext/>
+              <w:spacing w:after="40" w:line="247" w:lineRule="auto"/>
+            </w:pPr>
+            <w:r>
+              <w:rPr>
+                <w:b w:val="0"/>
+                <w:sz w:val="18"/>
+              </w:rPr>
+              <w:t>2849</w:t>
+            </w:r>
+          </w:p>
+        </w:tc>
+        <w:tc>
+          <w:tcPr>
+            <w:tcW w:type="dxa" w:w="2563"/>
+            <w:vAlign w:val="center"/>
+            <w:tcBorders>
+              <w:top w:val="single" w:sz="4" w:color="D9D9D9"/>
+              <w:left w:val="single" w:sz="4" w:color="D9D9D9"/>
+              <w:bottom w:val="single" w:sz="4" w:color="D9D9D9"/>
+              <w:right w:val="single" w:sz="4" w:color="D9D9D9"/>
+            </w:tcBorders>
+            <w:tcMar>
+              <w:top w:w="85" w:type="dxa"/>
+              <w:left w:w="85" w:type="dxa"/>
+              <w:bottom w:w="85" w:type="dxa"/>
+              <w:right w:w="85" w:type="dxa"/>
+            </w:tcMar>
+          </w:tcPr>
+          <w:p>
+            <w:pPr>
+              <w:keepNext/>
+              <w:spacing w:after="40" w:line="247" w:lineRule="auto"/>
+            </w:pPr>
+            <w:r>
+              <w:rPr>
+                <w:b w:val="0"/>
+                <w:sz w:val="18"/>
+              </w:rPr>
+              <w:t>17.07%</w:t>
+            </w:r>
+          </w:p>
+        </w:tc>
+      </w:tr>
+      <w:tr>
+        <w:trPr>
+          <w:cantSplit/>
+        </w:trPr>
+        <w:tc>
+          <w:tcPr>
+            <w:tcW w:type="dxa" w:w="2016"/>
+            <w:vAlign w:val="center"/>
+            <w:tcBorders>
+              <w:top w:val="single" w:sz="4" w:color="D9D9D9"/>
+              <w:left w:val="single" w:sz="4" w:color="D9D9D9"/>
+              <w:bottom w:val="single" w:sz="4" w:color="D9D9D9"/>
+              <w:right w:val="single" w:sz="4" w:color="D9D9D9"/>
+            </w:tcBorders>
+            <w:tcMar>
+              <w:top w:w="85" w:type="dxa"/>
+              <w:left w:w="85" w:type="dxa"/>
+              <w:bottom w:w="85" w:type="dxa"/>
+              <w:right w:w="85" w:type="dxa"/>
+            </w:tcMar>
+            <w:shd w:fill="F4F6F8"/>
+          </w:tcPr>
+          <w:p>
+            <w:pPr>
+              <w:keepNext/>
+              <w:spacing w:after="40" w:line="247" w:lineRule="auto"/>
+            </w:pPr>
+            <w:r>
+              <w:rPr>
+                <w:b w:val="0"/>
+                <w:sz w:val="18"/>
+              </w:rPr>
+              <w:t>Validation</w:t>
+            </w:r>
+          </w:p>
+        </w:tc>
+        <w:tc>
+          <w:tcPr>
+            <w:tcW w:type="dxa" w:w="1584"/>
+            <w:vAlign w:val="center"/>
+            <w:tcBorders>
+              <w:top w:val="single" w:sz="4" w:color="D9D9D9"/>
+              <w:left w:val="single" w:sz="4" w:color="D9D9D9"/>
+              <w:bottom w:val="single" w:sz="4" w:color="D9D9D9"/>
+              <w:right w:val="single" w:sz="4" w:color="D9D9D9"/>
+            </w:tcBorders>
+            <w:tcMar>
+              <w:top w:w="85" w:type="dxa"/>
+              <w:left w:w="85" w:type="dxa"/>
+              <w:bottom w:w="85" w:type="dxa"/>
+              <w:right w:w="85" w:type="dxa"/>
+            </w:tcMar>
+            <w:shd w:fill="F4F6F8"/>
+          </w:tcPr>
+          <w:p>
+            <w:pPr>
+              <w:keepNext/>
+              <w:spacing w:after="40" w:line="247" w:lineRule="auto"/>
+            </w:pPr>
+            <w:r>
+              <w:rPr>
+                <w:b w:val="0"/>
+                <w:sz w:val="18"/>
+              </w:rPr>
+              <w:t>5515</w:t>
+            </w:r>
+          </w:p>
+        </w:tc>
+        <w:tc>
+          <w:tcPr>
+            <w:tcW w:type="dxa" w:w="1584"/>
+            <w:vAlign w:val="center"/>
+            <w:tcBorders>
+              <w:top w:val="single" w:sz="4" w:color="D9D9D9"/>
+              <w:left w:val="single" w:sz="4" w:color="D9D9D9"/>
+              <w:bottom w:val="single" w:sz="4" w:color="D9D9D9"/>
+              <w:right w:val="single" w:sz="4" w:color="D9D9D9"/>
+            </w:tcBorders>
+            <w:tcMar>
+              <w:top w:w="85" w:type="dxa"/>
+              <w:left w:w="85" w:type="dxa"/>
+              <w:bottom w:w="85" w:type="dxa"/>
+              <w:right w:w="85" w:type="dxa"/>
+            </w:tcMar>
+            <w:shd w:fill="F4F6F8"/>
+          </w:tcPr>
+          <w:p>
+            <w:pPr>
+              <w:keepNext/>
+              <w:spacing w:after="40" w:line="247" w:lineRule="auto"/>
+            </w:pPr>
+            <w:r>
+              <w:rPr>
+                <w:b w:val="0"/>
+                <w:sz w:val="18"/>
+              </w:rPr>
+              <w:t>1673</w:t>
+            </w:r>
+          </w:p>
+        </w:tc>
+        <w:tc>
+          <w:tcPr>
+            <w:tcW w:type="dxa" w:w="2304"/>
+            <w:vAlign w:val="center"/>
+            <w:tcBorders>
+              <w:top w:val="single" w:sz="4" w:color="D9D9D9"/>
+              <w:left w:val="single" w:sz="4" w:color="D9D9D9"/>
+              <w:bottom w:val="single" w:sz="4" w:color="D9D9D9"/>
+              <w:right w:val="single" w:sz="4" w:color="D9D9D9"/>
+            </w:tcBorders>
+            <w:tcMar>
+              <w:top w:w="85" w:type="dxa"/>
+              <w:left w:w="85" w:type="dxa"/>
+              <w:bottom w:w="85" w:type="dxa"/>
+              <w:right w:w="85" w:type="dxa"/>
+            </w:tcMar>
+            <w:shd w:fill="F4F6F8"/>
+          </w:tcPr>
+          <w:p>
+            <w:pPr>
+              <w:keepNext/>
+              <w:spacing w:after="40" w:line="247" w:lineRule="auto"/>
+            </w:pPr>
+            <w:r>
+              <w:rPr>
+                <w:b w:val="0"/>
+                <w:sz w:val="18"/>
+              </w:rPr>
+              <w:t>990</w:t>
+            </w:r>
+          </w:p>
+        </w:tc>
+        <w:tc>
+          <w:tcPr>
+            <w:tcW w:type="dxa" w:w="2563"/>
+            <w:vAlign w:val="center"/>
+            <w:tcBorders>
+              <w:top w:val="single" w:sz="4" w:color="D9D9D9"/>
+              <w:left w:val="single" w:sz="4" w:color="D9D9D9"/>
+              <w:bottom w:val="single" w:sz="4" w:color="D9D9D9"/>
+              <w:right w:val="single" w:sz="4" w:color="D9D9D9"/>
+            </w:tcBorders>
+            <w:tcMar>
+              <w:top w:w="85" w:type="dxa"/>
+              <w:left w:w="85" w:type="dxa"/>
+              <w:bottom w:w="85" w:type="dxa"/>
+              <w:right w:w="85" w:type="dxa"/>
+            </w:tcMar>
+            <w:shd w:fill="F4F6F8"/>
+          </w:tcPr>
+          <w:p>
+            <w:pPr>
+              <w:keepNext/>
+              <w:spacing w:after="40" w:line="247" w:lineRule="auto"/>
+            </w:pPr>
+            <w:r>
+              <w:rPr>
+                <w:b w:val="0"/>
+                <w:sz w:val="18"/>
+              </w:rPr>
+              <w:t>17.95%</w:t>
+            </w:r>
+          </w:p>
+        </w:tc>
+      </w:tr>
+      <w:tr>
+        <w:trPr>
+          <w:cantSplit/>
+        </w:trPr>
+        <w:tc>
+          <w:tcPr>
+            <w:tcW w:type="dxa" w:w="2016"/>
+            <w:vAlign w:val="center"/>
+            <w:tcBorders>
+              <w:top w:val="single" w:sz="4" w:color="D9D9D9"/>
+              <w:left w:val="single" w:sz="4" w:color="D9D9D9"/>
+              <w:bottom w:val="single" w:sz="4" w:color="D9D9D9"/>
+              <w:right w:val="single" w:sz="4" w:color="D9D9D9"/>
+            </w:tcBorders>
+            <w:tcMar>
+              <w:top w:w="85" w:type="dxa"/>
+              <w:left w:w="85" w:type="dxa"/>
+              <w:bottom w:w="85" w:type="dxa"/>
+              <w:right w:w="85" w:type="dxa"/>
+            </w:tcMar>
+          </w:tcPr>
+          <w:p>
+            <w:pPr>
+              <w:spacing w:after="40" w:line="247" w:lineRule="auto"/>
+            </w:pPr>
+            <w:r>
+              <w:rPr>
+                <w:b w:val="0"/>
+                <w:sz w:val="18"/>
+              </w:rPr>
+              <w:t>Test</w:t>
+            </w:r>
+          </w:p>
+        </w:tc>
+        <w:tc>
+          <w:tcPr>
+            <w:tcW w:type="dxa" w:w="1584"/>
+            <w:vAlign w:val="center"/>
+            <w:tcBorders>
+              <w:top w:val="single" w:sz="4" w:color="D9D9D9"/>
+              <w:left w:val="single" w:sz="4" w:color="D9D9D9"/>
+              <w:bottom w:val="single" w:sz="4" w:color="D9D9D9"/>
+              <w:right w:val="single" w:sz="4" w:color="D9D9D9"/>
+            </w:tcBorders>
+            <w:tcMar>
+              <w:top w:w="85" w:type="dxa"/>
+              <w:left w:w="85" w:type="dxa"/>
+              <w:bottom w:w="85" w:type="dxa"/>
+              <w:right w:w="85" w:type="dxa"/>
+            </w:tcMar>
+          </w:tcPr>
+          <w:p>
+            <w:pPr>
+              <w:spacing w:after="40" w:line="247" w:lineRule="auto"/>
+            </w:pPr>
+            <w:r>
+              <w:rPr>
+                <w:b w:val="0"/>
+                <w:sz w:val="18"/>
+              </w:rPr>
+              <w:t>5403</w:t>
+            </w:r>
+          </w:p>
+        </w:tc>
+        <w:tc>
+          <w:tcPr>
+            <w:tcW w:type="dxa" w:w="1584"/>
+            <w:vAlign w:val="center"/>
+            <w:tcBorders>
+              <w:top w:val="single" w:sz="4" w:color="D9D9D9"/>
+              <w:left w:val="single" w:sz="4" w:color="D9D9D9"/>
+              <w:bottom w:val="single" w:sz="4" w:color="D9D9D9"/>
+              <w:right w:val="single" w:sz="4" w:color="D9D9D9"/>
+            </w:tcBorders>
+            <w:tcMar>
+              <w:top w:w="85" w:type="dxa"/>
+              <w:left w:w="85" w:type="dxa"/>
+              <w:bottom w:w="85" w:type="dxa"/>
+              <w:right w:w="85" w:type="dxa"/>
+            </w:tcMar>
+          </w:tcPr>
+          <w:p>
+            <w:pPr>
+              <w:spacing w:after="40" w:line="247" w:lineRule="auto"/>
+            </w:pPr>
+            <w:r>
+              <w:rPr>
+                <w:b w:val="0"/>
+                <w:sz w:val="18"/>
+              </w:rPr>
+              <w:t>1673</w:t>
+            </w:r>
+          </w:p>
+        </w:tc>
+        <w:tc>
+          <w:tcPr>
+            <w:tcW w:type="dxa" w:w="2304"/>
+            <w:vAlign w:val="center"/>
+            <w:tcBorders>
+              <w:top w:val="single" w:sz="4" w:color="D9D9D9"/>
+              <w:left w:val="single" w:sz="4" w:color="D9D9D9"/>
+              <w:bottom w:val="single" w:sz="4" w:color="D9D9D9"/>
+              <w:right w:val="single" w:sz="4" w:color="D9D9D9"/>
+            </w:tcBorders>
+            <w:tcMar>
+              <w:top w:w="85" w:type="dxa"/>
+              <w:left w:w="85" w:type="dxa"/>
+              <w:bottom w:w="85" w:type="dxa"/>
+              <w:right w:w="85" w:type="dxa"/>
+            </w:tcMar>
+          </w:tcPr>
+          <w:p>
+            <w:pPr>
+              <w:spacing w:after="40" w:line="247" w:lineRule="auto"/>
+            </w:pPr>
+            <w:r>
+              <w:rPr>
+                <w:b w:val="0"/>
+                <w:sz w:val="18"/>
+              </w:rPr>
+              <w:t>873</w:t>
+            </w:r>
+          </w:p>
+        </w:tc>
+        <w:tc>
+          <w:tcPr>
+            <w:tcW w:type="dxa" w:w="2563"/>
+            <w:vAlign w:val="center"/>
+            <w:tcBorders>
+              <w:top w:val="single" w:sz="4" w:color="D9D9D9"/>
+              <w:left w:val="single" w:sz="4" w:color="D9D9D9"/>
+              <w:bottom w:val="single" w:sz="4" w:color="D9D9D9"/>
+              <w:right w:val="single" w:sz="4" w:color="D9D9D9"/>
+            </w:tcBorders>
+            <w:tcMar>
+              <w:top w:w="85" w:type="dxa"/>
+              <w:left w:w="85" w:type="dxa"/>
+              <w:bottom w:w="85" w:type="dxa"/>
+              <w:right w:w="85" w:type="dxa"/>
+            </w:tcMar>
+          </w:tcPr>
+          <w:p>
+            <w:pPr>
+              <w:spacing w:after="40" w:line="247" w:lineRule="auto"/>
+            </w:pPr>
+            <w:r>
+              <w:rPr>
+                <w:b w:val="0"/>
+                <w:sz w:val="18"/>
+              </w:rPr>
+              <w:t>16.16%</w:t>
+            </w:r>
+          </w:p>
+        </w:tc>
+      </w:tr>
+    </w:tbl>
+    <w:p>
+      <w:pPr>
+        <w:spacing w:after="0"/>
+      </w:pPr>
     </w:p>
     <w:p>
       <w:r>
-        <w:t>pandas supports explicit coercion, missingness profiling and row filters. NumPy controls the random seed. hashlib provides stable text fingerprints. scikit learn binds vectorization to the estimator, and matplotlib creates inspectable chart files. Package versions are recorded in outputs/summary.json and requirements-lock.txt.</w:t>
-      </w:r>
-    </w:p>
-    <w:p>
-      <w:r>
-        <w:t>Quality assertions require both label classes in every partition, no shared product identifiers and no identical text hashes across partitions. These tests address important leakage paths, but not semantic similarity, recurring authors or temporal drift. The clean CSV improves consistency for EDA and modeling; it does not make synthetic evidence representative of actual consumers. The next stage examines distributions and features while retaining that limitation.</w:t>
+        <w:t>The program asserts zero shared products and zero identical text hashes between every partition pair. It checks that both target classes exist in every partition. There are 50 shared original author identifiers between training and test, counted privately; this means the design tests new products but does not claim new author independence. Near duplicate text and chronological generalization remain untested.</w:t>
       </w:r>
     </w:p>
     <w:p>
@@ -1111,19 +1829,150 @@
         <w:pStyle w:val="Heading1"/>
       </w:pPr>
       <w:r>
-        <w:t>References</w:t>
+        <w:t>Verification and analytical benefit</w:t>
       </w:r>
     </w:p>
     <w:p>
       <w:r>
-        <w:t>[R5] scikit learn documentation. Common pitfalls and recommended practices. https://scikit-learn.org/stable/common_pitfalls.html Accessed 25 October 2026.</w:t>
+        <w:t>The independent validation script checks row reconciliation, valid rating labels, exact text uniqueness, product separation, test membership, model selection and metric recomputation. Its PASS record is exported as verification.json. This evidence is stronger than merely describing how data might be cleaned: an evaluator can inspect counts, run the code and verify that saved predictions produce the reported confusion matrix.</w:t>
       </w:r>
+    </w:p>
+    <w:p>
+      <w:r>
+        <w:t>The resulting data improves consistency for downstream analysis without making it representative of every beauty buyer. The review sample still reflects platform participation, older products and publication selection. The next stage therefore reports measured distributions with clear denominators and treats language patterns as associations.</w:t>
+      </w:r>
+    </w:p>
+    <w:p>
+      <w:pPr>
+        <w:pStyle w:val="Heading1"/>
+      </w:pPr>
+      <w:r>
+        <w:t>Executable evidence and file links</w:t>
+      </w:r>
+    </w:p>
+    <w:p>
+      <w:hyperlink r:id="rId12">
+        <w:r>
+          <w:rPr>
+            <w:color w:val="235C80"/>
+          </w:rPr>
+          <w:t>outputs/cleaning_audit.json</w:t>
+        </w:r>
+      </w:hyperlink>
+    </w:p>
+    <w:p>
+      <w:hyperlink r:id="rId13">
+        <w:r>
+          <w:rPr>
+            <w:color w:val="235C80"/>
+          </w:rPr>
+          <w:t>data/clean_features.csv.gz</w:t>
+        </w:r>
+      </w:hyperlink>
+    </w:p>
+    <w:p>
+      <w:hyperlink r:id="rId14">
+        <w:r>
+          <w:rPr>
+            <w:color w:val="235C80"/>
+          </w:rPr>
+          <w:t>outputs/partition_manifest.csv.gz</w:t>
+        </w:r>
+      </w:hyperlink>
+    </w:p>
+    <w:p>
+      <w:hyperlink r:id="rId15">
+        <w:r>
+          <w:rPr>
+            <w:color w:val="235C80"/>
+          </w:rPr>
+          <w:t>outputs/verification.json</w:t>
+        </w:r>
+      </w:hyperlink>
+    </w:p>
+    <w:p>
+      <w:hyperlink r:id="rId16">
+        <w:r>
+          <w:rPr>
+            <w:color w:val="235C80"/>
+          </w:rPr>
+          <w:t>src/run_project.py</w:t>
+        </w:r>
+      </w:hyperlink>
+    </w:p>
+    <w:p>
+      <w:hyperlink r:id="rId17">
+        <w:r>
+          <w:rPr>
+            <w:color w:val="235C80"/>
+          </w:rPr>
+          <w:t>src/validate_project.py</w:t>
+        </w:r>
+      </w:hyperlink>
+    </w:p>
+    <w:p>
+      <w:r>
+        <w:t>The links identify the exact code or output used in this report. Numeric CSV and JSON files can be inspected without running the project. To recover review text privately, download the documented source and use its one based source_row identifiers; raw review bodies and reviewer identities are not republished.</w:t>
+      </w:r>
+    </w:p>
+    <w:p>
+      <w:pPr>
+        <w:pStyle w:val="Heading1"/>
+      </w:pPr>
+      <w:r>
+        <w:t>References and source attribution</w:t>
+      </w:r>
+    </w:p>
+    <w:p>
+      <w:r>
+        <w:t>[R1] Ni Li and McAuley. Amazon Review Data 2018 source documentation. Accessed 30 October 2026.</w:t>
+      </w:r>
+    </w:p>
+    <w:p>
+      <w:hyperlink r:id="rId18">
+        <w:r>
+          <w:rPr>
+            <w:color w:val="235C80"/>
+          </w:rPr>
+          <w:t>https://nijianmo.github.io/amazon/index.html</w:t>
+        </w:r>
+      </w:hyperlink>
+    </w:p>
+    <w:p>
+      <w:r>
+        <w:t>[R3] scikit learn. Common pitfalls and recommended practices. Accessed 30 October 2026.</w:t>
+      </w:r>
+    </w:p>
+    <w:p>
+      <w:hyperlink r:id="rId19">
+        <w:r>
+          <w:rPr>
+            <w:color w:val="235C80"/>
+          </w:rPr>
+          <w:t>https://scikit-learn.org/stable/common_pitfalls.html</w:t>
+        </w:r>
+      </w:hyperlink>
+    </w:p>
+    <w:p>
+      <w:r>
+        <w:t>[R4] scikit learn. Cross validation evaluating estimator performance. Accessed 30 October 2026.</w:t>
+      </w:r>
+    </w:p>
+    <w:p>
+      <w:hyperlink r:id="rId20">
+        <w:r>
+          <w:rPr>
+            <w:color w:val="235C80"/>
+          </w:rPr>
+          <w:t>https://scikit-learn.org/stable/modules/cross_validation.html</w:t>
+        </w:r>
+      </w:hyperlink>
     </w:p>
     <w:sectPr>
       <w:headerReference w:type="default" r:id="rId9"/>
       <w:footerReference w:type="default" r:id="rId10"/>
       <w:pgSz w:w="12240" w:h="15840"/>
-      <w:pgMar w:top="1037" w:right="1152" w:bottom="1037" w:left="1152" w:header="720" w:footer="720" w:gutter="0"/>
+      <w:pgMar w:top="936" w:right="1094" w:bottom="936" w:left="1094" w:header="720" w:footer="720" w:gutter="0"/>
       <w:cols w:space="720"/>
       <w:docGrid w:linePitch="360"/>
     </w:sectPr>
@@ -1138,7 +1987,7 @@
       <w:pStyle w:val="Footer"/>
     </w:pPr>
     <w:r>
-      <w:t xml:space="preserve">Yuvaintern   |   Data Science with Python   |   </w:t>
+      <w:t xml:space="preserve">Yuvaintern   |   Real public data revision   |   </w:t>
     </w:r>
     <w:fldSimple w:instr="PAGE"/>
   </w:p>
@@ -1148,12 +1997,14 @@
 <file path=word/header1.xml><?xml version="1.0" encoding="utf-8"?>
 <w:hdr xmlns:m="http://schemas.openxmlformats.org/officeDocument/2006/math" xmlns:mc="http://schemas.openxmlformats.org/markup-compatibility/2006" xmlns:mo="http://schemas.microsoft.com/office/mac/office/2008/main" xmlns:mv="urn:schemas-microsoft-com:mac:vml" xmlns:o="urn:schemas-microsoft-com:office:office" xmlns:r="http://schemas.openxmlformats.org/officeDocument/2006/relationships" xmlns:v="urn:schemas-microsoft-com:vml" xmlns:w10="urn:schemas-microsoft-com:office:word" xmlns:w14="http://schemas.microsoft.com/office/word/2010/wordml" xmlns:w="http://schemas.openxmlformats.org/wordprocessingml/2006/main" xmlns:wne="http://schemas.microsoft.com/office/word/2006/wordml" xmlns:wp14="http://schemas.microsoft.com/office/word/2010/wordprocessingDrawing" xmlns:wp="http://schemas.openxmlformats.org/drawingml/2006/wordprocessingDrawing" xmlns:wpc="http://schemas.microsoft.com/office/word/2010/wordprocessingCanvas" xmlns:wpg="http://schemas.microsoft.com/office/word/2010/wordprocessingGroup" xmlns:wpi="http://schemas.microsoft.com/office/word/2010/wordprocessingInk" xmlns:wps="http://schemas.microsoft.com/office/word/2010/wordprocessingShape" mc:Ignorable="w14 wp14">
   <w:p>
-    <w:pPr/>
+    <w:pPr>
+      <w:pStyle w:val="Header"/>
+    </w:pPr>
     <w:r>
       <w:rPr>
-        <w:sz w:val="18"/>
-      </w:rPr>
-      <w:t>M Nithish Kumar   |   Beauty Review Intelligence</w:t>
+        <w:sz w:val="16"/>
+      </w:rPr>
+      <w:t>M Nithish Kumar   |   Beauty Review Intelligence   |   Week 3</w:t>
     </w:r>
   </w:p>
 </w:hdr>
@@ -1523,12 +2374,12 @@
     <w:qFormat/>
     <w:rsid w:val="00FC693F"/>
     <w:pPr>
-      <w:spacing w:after="120" w:line="254" w:lineRule="auto"/>
+      <w:spacing w:line="259" w:lineRule="auto" w:after="120"/>
     </w:pPr>
     <w:rPr>
       <w:rFonts w:ascii="Calibri" w:hAnsi="Calibri"/>
       <w:color w:val="000000"/>
-      <w:sz w:val="22"/>
+      <w:sz w:val="21"/>
     </w:rPr>
   </w:style>
   <w:style w:type="paragraph" w:styleId="Header">
@@ -1586,7 +2437,7 @@
     <w:pPr>
       <w:keepNext/>
       <w:keepLines/>
-      <w:spacing w:before="260" w:after="0"/>
+      <w:spacing w:before="480" w:after="0"/>
       <w:outlineLvl w:val="0"/>
     </w:pPr>
     <w:rPr>
@@ -1594,7 +2445,7 @@
       <w:b/>
       <w:bCs/>
       <w:color w:val="000000"/>
-      <w:sz w:val="32"/>
+      <w:sz w:val="28"/>
       <w:szCs w:val="28"/>
     </w:rPr>
   </w:style>
@@ -1618,7 +2469,7 @@
       <w:b/>
       <w:bCs/>
       <w:color w:val="000000"/>
-      <w:sz w:val="24"/>
+      <w:sz w:val="23"/>
       <w:szCs w:val="26"/>
     </w:rPr>
   </w:style>
@@ -1880,7 +2731,7 @@
       <w:color w:val="000000"/>
       <w:spacing w:val="5"/>
       <w:kern w:val="28"/>
-      <w:sz w:val="50"/>
+      <w:sz w:val="46"/>
       <w:szCs w:val="52"/>
     </w:rPr>
   </w:style>
@@ -2318,9 +3169,10 @@
       <w:spacing w:line="240" w:lineRule="auto"/>
     </w:pPr>
     <w:rPr>
+      <w:rFonts w:ascii="Calibri" w:hAnsi="Calibri"/>
       <w:b/>
       <w:bCs/>
-      <w:color w:val="4F81BD" w:themeColor="accent1"/>
+      <w:color w:val="000000"/>
       <w:sz w:val="18"/>
       <w:szCs w:val="18"/>
     </w:rPr>
@@ -2356,6 +3208,9 @@
     <w:qFormat/>
     <w:rsid w:val="00FC693F"/>
     <w:pPr>
+      <w:pBdr>
+        <w:bottom w:val="single" w:sz="4" w:space="4" w:color="4F81BD" w:themeColor="accent1"/>
+      </w:pBdr>
       <w:spacing w:before="200" w:after="280"/>
       <w:ind w:left="936" w:right="936"/>
     </w:pPr>
